--- a/onboarding-pack/dist/Vyntra-Subcontractor-Onboarding-Pack.docx
+++ b/onboarding-pack/dist/Vyntra-Subcontractor-Onboarding-Pack.docx
@@ -243,7 +243,7 @@
           <w:color w:val="64748B"/>
           <w:sz w:val="17"/>
         </w:rPr>
-        <w:t>Vyntra Property Services Pty Ltd   ·   ABN 69 252 402 831   ·   Sydney, New South Wales   ·   CONFIDENTIAL</w:t>
+        <w:t>Vyntra Property Services   ·   ABN 69 252 402 831   ·   Sydney, New South Wales   ·   CONFIDENTIAL</w:t>
       </w:r>
     </w:p>
     <w:p>
@@ -347,12 +347,12 @@
         <w:jc w:val="center"/>
         <w:tblLook w:firstColumn="1" w:firstRow="1" w:lastColumn="0" w:lastRow="0" w:noHBand="0" w:noVBand="1" w:val="04A0"/>
         <w:tblBorders>
-          <w:top w:val="single" w:sz="4" w:color="EAD9A6"/>
-          <w:left w:val="single" w:sz="4" w:color="EAD9A6"/>
-          <w:bottom w:val="single" w:sz="4" w:color="EAD9A6"/>
-          <w:right w:val="single" w:sz="4" w:color="EAD9A6"/>
-          <w:insideH w:val="single" w:sz="4" w:color="EAD9A6"/>
-          <w:insideV w:val="single" w:sz="4" w:color="EAD9A6"/>
+          <w:top w:val="single" w:sz="4" w:color="334155"/>
+          <w:left w:val="single" w:sz="4" w:color="334155"/>
+          <w:bottom w:val="single" w:sz="4" w:color="334155"/>
+          <w:right w:val="single" w:sz="4" w:color="334155"/>
+          <w:insideH w:val="single" w:sz="4" w:color="334155"/>
+          <w:insideV w:val="single" w:sz="4" w:color="334155"/>
         </w:tblBorders>
       </w:tblPr>
       <w:tblGrid>
@@ -380,7 +380,7 @@
                 <w:rFonts w:ascii="Calibri" w:hAnsi="Calibri"/>
                 <w:b/>
                 <w:i w:val="0"/>
-                <w:color w:val="0F172A"/>
+                <w:color w:val="D4AF37"/>
                 <w:sz w:val="21"/>
               </w:rPr>
               <w:t>Our mission</w:t>
@@ -392,7 +392,7 @@
                 <w:rFonts w:ascii="Calibri" w:hAnsi="Calibri"/>
                 <w:b w:val="0"/>
                 <w:i w:val="0"/>
-                <w:color w:val="334155"/>
+                <w:color w:val="CBD5E1"/>
                 <w:sz w:val="19"/>
               </w:rPr>
               <w:t>To make property care effortless for our clients by pairing them with dependable professionals and backing every job with clear standards, fast communication and fair, on-time payment.</w:t>
@@ -535,12 +535,12 @@
         <w:jc w:val="center"/>
         <w:tblLook w:firstColumn="1" w:firstRow="1" w:lastColumn="0" w:lastRow="0" w:noHBand="0" w:noVBand="1" w:val="04A0"/>
         <w:tblBorders>
-          <w:top w:val="single" w:sz="4" w:color="EAD9A6"/>
-          <w:left w:val="single" w:sz="4" w:color="EAD9A6"/>
-          <w:bottom w:val="single" w:sz="4" w:color="EAD9A6"/>
-          <w:right w:val="single" w:sz="4" w:color="EAD9A6"/>
-          <w:insideH w:val="single" w:sz="4" w:color="EAD9A6"/>
-          <w:insideV w:val="single" w:sz="4" w:color="EAD9A6"/>
+          <w:top w:val="single" w:sz="4" w:color="ABEFC6"/>
+          <w:left w:val="single" w:sz="4" w:color="ABEFC6"/>
+          <w:bottom w:val="single" w:sz="4" w:color="ABEFC6"/>
+          <w:right w:val="single" w:sz="4" w:color="ABEFC6"/>
+          <w:insideH w:val="single" w:sz="4" w:color="ABEFC6"/>
+          <w:insideV w:val="single" w:sz="4" w:color="ABEFC6"/>
         </w:tblBorders>
       </w:tblPr>
       <w:tblGrid>
@@ -1127,7 +1127,7 @@
           <w:color w:val="334155"/>
           <w:sz w:val="20"/>
         </w:rPr>
-        <w:t>Wear clean, tidy workwear and enclosed safety footwear.</w:t>
+        <w:t>Wear clean, professional workwear and enclosed safety footwear.</w:t>
       </w:r>
     </w:p>
     <w:p>
@@ -1153,7 +1153,7 @@
           <w:color w:val="334155"/>
           <w:sz w:val="20"/>
         </w:rPr>
-        <w:t>Display Vyntra ID or branding where provided.</w:t>
+        <w:t>Maintain good personal hygiene and a tidy, professional appearance.</w:t>
       </w:r>
     </w:p>
     <w:p>
@@ -1179,7 +1179,7 @@
           <w:color w:val="334155"/>
           <w:sz w:val="20"/>
         </w:rPr>
-        <w:t>Maintain good personal hygiene and presentation.</w:t>
+        <w:t>Keep your tools, equipment and vehicle clean and well presented.</w:t>
       </w:r>
     </w:p>
     <w:p>
@@ -1205,7 +1205,7 @@
           <w:color w:val="334155"/>
           <w:sz w:val="20"/>
         </w:rPr>
-        <w:t>Keep tools and equipment clean and in safe working order.</w:t>
+        <w:t>No Vyntra uniform is required — your own business branding is welcome.</w:t>
       </w:r>
     </w:p>
     <w:p>
@@ -1246,7 +1246,33 @@
           <w:color w:val="334155"/>
           <w:sz w:val="20"/>
         </w:rPr>
-        <w:t>Greet clients politely and introduce yourself as Vyntra.</w:t>
+        <w:t>Introduce yourself as working on behalf of Vyntra Property Services.</w:t>
+      </w:r>
+    </w:p>
+    <w:p>
+      <w:pPr>
+        <w:spacing w:after="60"/>
+        <w:ind w:left="227"/>
+      </w:pPr>
+      <w:r>
+        <w:rPr>
+          <w:rFonts w:ascii="Calibri" w:hAnsi="Calibri"/>
+          <w:b/>
+          <w:i w:val="0"/>
+          <w:color w:val="B8932B"/>
+          <w:sz w:val="21"/>
+        </w:rPr>
+        <w:t xml:space="preserve">✔  </w:t>
+      </w:r>
+      <w:r>
+        <w:rPr>
+          <w:rFonts w:ascii="Calibri" w:hAnsi="Calibri"/>
+          <w:b w:val="0"/>
+          <w:i w:val="0"/>
+          <w:color w:val="334155"/>
+          <w:sz w:val="20"/>
+        </w:rPr>
+        <w:t>Greet clients politely and explain what you will be doing.</w:t>
       </w:r>
     </w:p>
     <w:p>
@@ -1298,32 +1324,6 @@
           <w:color w:val="334155"/>
           <w:sz w:val="20"/>
         </w:rPr>
-        <w:t>Explain what you will do and answer questions calmly.</w:t>
-      </w:r>
-    </w:p>
-    <w:p>
-      <w:pPr>
-        <w:spacing w:after="60"/>
-        <w:ind w:left="227"/>
-      </w:pPr>
-      <w:r>
-        <w:rPr>
-          <w:rFonts w:ascii="Calibri" w:hAnsi="Calibri"/>
-          <w:b/>
-          <w:i w:val="0"/>
-          <w:color w:val="B8932B"/>
-          <w:sz w:val="21"/>
-        </w:rPr>
-        <w:t xml:space="preserve">✔  </w:t>
-      </w:r>
-      <w:r>
-        <w:rPr>
-          <w:rFonts w:ascii="Calibri" w:hAnsi="Calibri"/>
-          <w:b w:val="0"/>
-          <w:i w:val="0"/>
-          <w:color w:val="334155"/>
-          <w:sz w:val="20"/>
-        </w:rPr>
         <w:t>Leave the client feeling looked after, not just serviced.</w:t>
       </w:r>
     </w:p>
@@ -1564,6 +1564,71 @@
         </w:rPr>
         <w:t>Respect the client’s time as much as your own.</w:t>
       </w:r>
+    </w:p>
+    <w:tbl>
+      <w:tblPr>
+        <w:tblW w:type="auto" w:w="0"/>
+        <w:jc w:val="center"/>
+        <w:tblLook w:firstColumn="1" w:firstRow="1" w:lastColumn="0" w:lastRow="0" w:noHBand="0" w:noVBand="1" w:val="04A0"/>
+        <w:tblBorders>
+          <w:top w:val="single" w:sz="4" w:color="ABEFC6"/>
+          <w:left w:val="single" w:sz="4" w:color="ABEFC6"/>
+          <w:bottom w:val="single" w:sz="4" w:color="ABEFC6"/>
+          <w:right w:val="single" w:sz="4" w:color="ABEFC6"/>
+          <w:insideH w:val="single" w:sz="4" w:color="ABEFC6"/>
+          <w:insideV w:val="single" w:sz="4" w:color="ABEFC6"/>
+        </w:tblBorders>
+      </w:tblPr>
+      <w:tblGrid>
+        <w:gridCol w:w="9638"/>
+      </w:tblGrid>
+      <w:tr>
+        <w:tc>
+          <w:tcPr>
+            <w:tcW w:type="dxa" w:w="9638"/>
+            <w:shd w:val="clear" w:fill="ECFDF3"/>
+            <w:tcMar>
+              <w:top w:w="120" w:type="dxa"/>
+              <w:bottom w:w="120" w:type="dxa"/>
+              <w:start w:w="160" w:type="dxa"/>
+              <w:end w:w="160" w:type="dxa"/>
+            </w:tcMar>
+          </w:tcPr>
+          <w:p>
+            <w:pPr>
+              <w:spacing w:after="40"/>
+            </w:pPr>
+            <w:r/>
+            <w:r>
+              <w:rPr>
+                <w:rFonts w:ascii="Calibri" w:hAnsi="Calibri"/>
+                <w:b/>
+                <w:i w:val="0"/>
+                <w:color w:val="0F172A"/>
+                <w:sz w:val="21"/>
+              </w:rPr>
+              <w:t>If something goes wrong, tell us straight away</w:t>
+            </w:r>
+          </w:p>
+          <w:p>
+            <w:r>
+              <w:rPr>
+                <w:rFonts w:ascii="Calibri" w:hAnsi="Calibri"/>
+                <w:b w:val="0"/>
+                <w:i w:val="0"/>
+                <w:color w:val="334155"/>
+                <w:sz w:val="19"/>
+              </w:rPr>
+              <w:t>Problems and surprises happen on every job. Contact Vyntra immediately — you will never be in trouble for reporting a genuine issue early. Trying to hide a mistake is the only real mistake.</w:t>
+            </w:r>
+          </w:p>
+        </w:tc>
+      </w:tr>
+    </w:tbl>
+    <w:p>
+      <w:pPr>
+        <w:spacing w:after="40"/>
+      </w:pPr>
     </w:p>
     <w:p>
       <w:r>
@@ -2019,12 +2084,12 @@
         <w:jc w:val="center"/>
         <w:tblLook w:firstColumn="1" w:firstRow="1" w:lastColumn="0" w:lastRow="0" w:noHBand="0" w:noVBand="1" w:val="04A0"/>
         <w:tblBorders>
-          <w:top w:val="single" w:sz="4" w:color="EAD9A6"/>
-          <w:left w:val="single" w:sz="4" w:color="EAD9A6"/>
-          <w:bottom w:val="single" w:sz="4" w:color="EAD9A6"/>
-          <w:right w:val="single" w:sz="4" w:color="EAD9A6"/>
-          <w:insideH w:val="single" w:sz="4" w:color="EAD9A6"/>
-          <w:insideV w:val="single" w:sz="4" w:color="EAD9A6"/>
+          <w:top w:val="single" w:sz="4" w:color="FECDCA"/>
+          <w:left w:val="single" w:sz="4" w:color="FECDCA"/>
+          <w:bottom w:val="single" w:sz="4" w:color="FECDCA"/>
+          <w:right w:val="single" w:sz="4" w:color="FECDCA"/>
+          <w:insideH w:val="single" w:sz="4" w:color="FECDCA"/>
+          <w:insideV w:val="single" w:sz="4" w:color="FECDCA"/>
         </w:tblBorders>
       </w:tblPr>
       <w:tblGrid>
@@ -2543,12 +2608,12 @@
         <w:jc w:val="center"/>
         <w:tblLook w:firstColumn="1" w:firstRow="1" w:lastColumn="0" w:lastRow="0" w:noHBand="0" w:noVBand="1" w:val="04A0"/>
         <w:tblBorders>
-          <w:top w:val="single" w:sz="4" w:color="EAD9A6"/>
-          <w:left w:val="single" w:sz="4" w:color="EAD9A6"/>
-          <w:bottom w:val="single" w:sz="4" w:color="EAD9A6"/>
-          <w:right w:val="single" w:sz="4" w:color="EAD9A6"/>
-          <w:insideH w:val="single" w:sz="4" w:color="EAD9A6"/>
-          <w:insideV w:val="single" w:sz="4" w:color="EAD9A6"/>
+          <w:top w:val="single" w:sz="4" w:color="FECDCA"/>
+          <w:left w:val="single" w:sz="4" w:color="FECDCA"/>
+          <w:bottom w:val="single" w:sz="4" w:color="FECDCA"/>
+          <w:right w:val="single" w:sz="4" w:color="FECDCA"/>
+          <w:insideH w:val="single" w:sz="4" w:color="FECDCA"/>
+          <w:insideV w:val="single" w:sz="4" w:color="FECDCA"/>
         </w:tblBorders>
       </w:tblPr>
       <w:tblGrid>
@@ -4259,7 +4324,7 @@
                 <w:color w:val="0F172A"/>
                 <w:sz w:val="19"/>
               </w:rPr>
-              <w:t>Public Liability Insurance — current certificate</w:t>
+              <w:t>Public Liability Insurance — current certificate, minimum $20 million</w:t>
             </w:r>
           </w:p>
         </w:tc>
@@ -4966,7 +5031,7 @@
                 <w:color w:val="334155"/>
                 <w:sz w:val="19"/>
               </w:rPr>
-              <w:t>Vyntra Property Services Pty Ltd</w:t>
+              <w:t>Vyntra Property Services</w:t>
             </w:r>
           </w:p>
         </w:tc>
@@ -5322,7 +5387,7 @@
           <w:color w:val="334155"/>
           <w:sz w:val="19"/>
         </w:rPr>
-        <w:t>You must hold and maintain current Public Liability Insurance to a level acceptable to Vyntra, plus any insurance required by law for your trade (for example Workers Compensation where applicable). You agree to provide certificates of currency on request and to keep them up to date.</w:t>
+        <w:t>You must hold and maintain current Public Liability Insurance of at least $20 million (or another minimum Vyntra notifies you of), plus any insurance required by law for your trade — for example Workers Compensation where applicable. You agree to provide certificates of currency on request and to keep them current at all times.</w:t>
       </w:r>
     </w:p>
     <w:p>
@@ -5821,12 +5886,12 @@
         <w:jc w:val="center"/>
         <w:tblLook w:firstColumn="1" w:firstRow="1" w:lastColumn="0" w:lastRow="0" w:noHBand="0" w:noVBand="1" w:val="04A0"/>
         <w:tblBorders>
-          <w:top w:val="single" w:sz="4" w:color="EAD9A6"/>
-          <w:left w:val="single" w:sz="4" w:color="EAD9A6"/>
-          <w:bottom w:val="single" w:sz="4" w:color="EAD9A6"/>
-          <w:right w:val="single" w:sz="4" w:color="EAD9A6"/>
-          <w:insideH w:val="single" w:sz="4" w:color="EAD9A6"/>
-          <w:insideV w:val="single" w:sz="4" w:color="EAD9A6"/>
+          <w:top w:val="single" w:sz="4" w:color="ABEFC6"/>
+          <w:left w:val="single" w:sz="4" w:color="ABEFC6"/>
+          <w:bottom w:val="single" w:sz="4" w:color="ABEFC6"/>
+          <w:right w:val="single" w:sz="4" w:color="ABEFC6"/>
+          <w:insideH w:val="single" w:sz="4" w:color="ABEFC6"/>
+          <w:insideV w:val="single" w:sz="4" w:color="ABEFC6"/>
         </w:tblBorders>
       </w:tblPr>
       <w:tblGrid>
@@ -6486,6 +6551,32 @@
           <w:sz w:val="20"/>
         </w:rPr>
         <w:t>I agree to the Non-Solicitation Policy</w:t>
+      </w:r>
+    </w:p>
+    <w:p>
+      <w:pPr>
+        <w:spacing w:before="80" w:after="80"/>
+        <w:ind w:left="227"/>
+      </w:pPr>
+      <w:r>
+        <w:rPr>
+          <w:rFonts w:ascii="Calibri" w:hAnsi="Calibri"/>
+          <w:b w:val="0"/>
+          <w:i w:val="0"/>
+          <w:color w:val="0F172A"/>
+          <w:sz w:val="26"/>
+        </w:rPr>
+        <w:t xml:space="preserve">☐  </w:t>
+      </w:r>
+      <w:r>
+        <w:rPr>
+          <w:rFonts w:ascii="Calibri" w:hAnsi="Calibri"/>
+          <w:b w:val="0"/>
+          <w:i w:val="0"/>
+          <w:color w:val="334155"/>
+          <w:sz w:val="19"/>
+        </w:rPr>
+        <w:t>I confirm that all information and documents I have provided are accurate and current, and I understand that providing false or expired documents may result in suspension or removal from the Vyntra network.</w:t>
       </w:r>
     </w:p>
     <w:p>
@@ -6748,12 +6839,12 @@
         <w:jc w:val="center"/>
         <w:tblLook w:firstColumn="1" w:firstRow="1" w:lastColumn="0" w:lastRow="0" w:noHBand="0" w:noVBand="1" w:val="04A0"/>
         <w:tblBorders>
-          <w:top w:val="single" w:sz="4" w:color="EAD9A6"/>
-          <w:left w:val="single" w:sz="4" w:color="EAD9A6"/>
-          <w:bottom w:val="single" w:sz="4" w:color="EAD9A6"/>
-          <w:right w:val="single" w:sz="4" w:color="EAD9A6"/>
-          <w:insideH w:val="single" w:sz="4" w:color="EAD9A6"/>
-          <w:insideV w:val="single" w:sz="4" w:color="EAD9A6"/>
+          <w:top w:val="single" w:sz="4" w:color="ABEFC6"/>
+          <w:left w:val="single" w:sz="4" w:color="ABEFC6"/>
+          <w:bottom w:val="single" w:sz="4" w:color="ABEFC6"/>
+          <w:right w:val="single" w:sz="4" w:color="ABEFC6"/>
+          <w:insideH w:val="single" w:sz="4" w:color="ABEFC6"/>
+          <w:insideV w:val="single" w:sz="4" w:color="ABEFC6"/>
         </w:tblBorders>
       </w:tblPr>
       <w:tblGrid>
@@ -6816,8 +6907,533 @@
           <w:color w:val="64748B"/>
           <w:sz w:val="16"/>
         </w:rPr>
-        <w:t>Vyntra Property Services Pty Ltd · ABN 69 252 402 831 · Level 12, 1 Sydney Avenue, Sydney NSW · This declaration forms part of your engagement with Vyntra.</w:t>
+        <w:t>Vyntra Property Services · ABN 69 252 402 831 · Level 12, 1 Sydney Avenue, Sydney NSW · This declaration forms part of your engagement with Vyntra.</w:t>
       </w:r>
+    </w:p>
+    <w:p>
+      <w:r>
+        <w:br w:type="page"/>
+      </w:r>
+    </w:p>
+    <w:p>
+      <w:pPr>
+        <w:spacing w:after="20" w:before="80"/>
+      </w:pPr>
+      <w:r>
+        <w:rPr>
+          <w:rFonts w:ascii="Calibri" w:hAnsi="Calibri"/>
+          <w:b/>
+          <w:i w:val="0"/>
+          <w:color w:val="B8932B"/>
+          <w:sz w:val="17"/>
+        </w:rPr>
+        <w:t>SECTION 09 · AFTER YOU SIGN</w:t>
+      </w:r>
+    </w:p>
+    <w:p>
+      <w:pPr>
+        <w:spacing w:after="80" w:before="0"/>
+      </w:pPr>
+      <w:r>
+        <w:rPr>
+          <w:rFonts w:ascii="Calibri Light" w:hAnsi="Calibri Light"/>
+          <w:b/>
+          <w:i w:val="0"/>
+          <w:color w:val="0F172A"/>
+          <w:sz w:val="44"/>
+        </w:rPr>
+        <w:t>What happens next?</w:t>
+      </w:r>
+    </w:p>
+    <w:p>
+      <w:pPr>
+        <w:spacing w:after="160" w:before="0"/>
+      </w:pPr>
+      <w:r>
+        <w:rPr>
+          <w:rFonts w:ascii="Calibri" w:hAnsi="Calibri"/>
+          <w:b/>
+          <w:i w:val="0"/>
+          <w:color w:val="D4AF37"/>
+          <w:sz w:val="20"/>
+        </w:rPr>
+        <w:t>_____</w:t>
+      </w:r>
+    </w:p>
+    <w:p>
+      <w:pPr>
+        <w:spacing w:after="120"/>
+      </w:pPr>
+      <w:r>
+        <w:rPr>
+          <w:rFonts w:ascii="Calibri" w:hAnsi="Calibri"/>
+          <w:b w:val="0"/>
+          <w:i w:val="0"/>
+          <w:color w:val="0F172A"/>
+          <w:sz w:val="22"/>
+        </w:rPr>
+        <w:t>Once you have signed your declaration and sent it back with your documents, here is how we will get you ready for your first job.</w:t>
+      </w:r>
+    </w:p>
+    <w:p>
+      <w:pPr>
+        <w:spacing w:after="80"/>
+      </w:pPr>
+      <w:r>
+        <w:rPr>
+          <w:rFonts w:ascii="Calibri" w:hAnsi="Calibri"/>
+          <w:b/>
+          <w:i w:val="0"/>
+          <w:color w:val="B8932B"/>
+          <w:sz w:val="24"/>
+        </w:rPr>
+        <w:t xml:space="preserve">1  </w:t>
+      </w:r>
+      <w:r>
+        <w:rPr>
+          <w:rFonts w:ascii="Calibri" w:hAnsi="Calibri"/>
+          <w:b/>
+          <w:i w:val="0"/>
+          <w:color w:val="0F172A"/>
+          <w:sz w:val="21"/>
+        </w:rPr>
+        <w:t xml:space="preserve">You submit  —  </w:t>
+      </w:r>
+      <w:r>
+        <w:rPr>
+          <w:rFonts w:ascii="Calibri" w:hAnsi="Calibri"/>
+          <w:b w:val="0"/>
+          <w:i w:val="0"/>
+          <w:color w:val="64748B"/>
+          <w:sz w:val="19"/>
+        </w:rPr>
+        <w:t>Return your signed declaration and required documents to Vyntra.</w:t>
+      </w:r>
+    </w:p>
+    <w:p>
+      <w:pPr>
+        <w:spacing w:after="80"/>
+      </w:pPr>
+      <w:r>
+        <w:rPr>
+          <w:rFonts w:ascii="Calibri" w:hAnsi="Calibri"/>
+          <w:b/>
+          <w:i w:val="0"/>
+          <w:color w:val="B8932B"/>
+          <w:sz w:val="24"/>
+        </w:rPr>
+        <w:t xml:space="preserve">2  </w:t>
+      </w:r>
+      <w:r>
+        <w:rPr>
+          <w:rFonts w:ascii="Calibri" w:hAnsi="Calibri"/>
+          <w:b/>
+          <w:i w:val="0"/>
+          <w:color w:val="0F172A"/>
+          <w:sz w:val="21"/>
+        </w:rPr>
+        <w:t xml:space="preserve">We review &amp; verify  —  </w:t>
+      </w:r>
+      <w:r>
+        <w:rPr>
+          <w:rFonts w:ascii="Calibri" w:hAnsi="Calibri"/>
+          <w:b w:val="0"/>
+          <w:i w:val="0"/>
+          <w:color w:val="64748B"/>
+          <w:sz w:val="19"/>
+        </w:rPr>
+        <w:t>We check your documents, insurance and any required clearances — usually within 2–3 business days.</w:t>
+      </w:r>
+    </w:p>
+    <w:p>
+      <w:pPr>
+        <w:spacing w:after="80"/>
+      </w:pPr>
+      <w:r>
+        <w:rPr>
+          <w:rFonts w:ascii="Calibri" w:hAnsi="Calibri"/>
+          <w:b/>
+          <w:i w:val="0"/>
+          <w:color w:val="B8932B"/>
+          <w:sz w:val="24"/>
+        </w:rPr>
+        <w:t xml:space="preserve">3  </w:t>
+      </w:r>
+      <w:r>
+        <w:rPr>
+          <w:rFonts w:ascii="Calibri" w:hAnsi="Calibri"/>
+          <w:b/>
+          <w:i w:val="0"/>
+          <w:color w:val="0F172A"/>
+          <w:sz w:val="21"/>
+        </w:rPr>
+        <w:t xml:space="preserve">Approval  —  </w:t>
+      </w:r>
+      <w:r>
+        <w:rPr>
+          <w:rFonts w:ascii="Calibri" w:hAnsi="Calibri"/>
+          <w:b w:val="0"/>
+          <w:i w:val="0"/>
+          <w:color w:val="64748B"/>
+          <w:sz w:val="19"/>
+        </w:rPr>
+        <w:t>Once everything checks out, we confirm that you are approved to work with Vyntra.</w:t>
+      </w:r>
+    </w:p>
+    <w:p>
+      <w:pPr>
+        <w:spacing w:after="80"/>
+      </w:pPr>
+      <w:r>
+        <w:rPr>
+          <w:rFonts w:ascii="Calibri" w:hAnsi="Calibri"/>
+          <w:b/>
+          <w:i w:val="0"/>
+          <w:color w:val="B8932B"/>
+          <w:sz w:val="24"/>
+        </w:rPr>
+        <w:t xml:space="preserve">4  </w:t>
+      </w:r>
+      <w:r>
+        <w:rPr>
+          <w:rFonts w:ascii="Calibri" w:hAnsi="Calibri"/>
+          <w:b/>
+          <w:i w:val="0"/>
+          <w:color w:val="0F172A"/>
+          <w:sz w:val="21"/>
+        </w:rPr>
+        <w:t xml:space="preserve">Account activation  —  </w:t>
+      </w:r>
+      <w:r>
+        <w:rPr>
+          <w:rFonts w:ascii="Calibri" w:hAnsi="Calibri"/>
+          <w:b w:val="0"/>
+          <w:i w:val="0"/>
+          <w:color w:val="64748B"/>
+          <w:sz w:val="19"/>
+        </w:rPr>
+        <w:t>We set up your subcontractor profile and add you to our active network.</w:t>
+      </w:r>
+    </w:p>
+    <w:p>
+      <w:pPr>
+        <w:spacing w:after="80"/>
+      </w:pPr>
+      <w:r>
+        <w:rPr>
+          <w:rFonts w:ascii="Calibri" w:hAnsi="Calibri"/>
+          <w:b/>
+          <w:i w:val="0"/>
+          <w:color w:val="B8932B"/>
+          <w:sz w:val="24"/>
+        </w:rPr>
+        <w:t xml:space="preserve">5  </w:t>
+      </w:r>
+      <w:r>
+        <w:rPr>
+          <w:rFonts w:ascii="Calibri" w:hAnsi="Calibri"/>
+          <w:b/>
+          <w:i w:val="0"/>
+          <w:color w:val="0F172A"/>
+          <w:sz w:val="21"/>
+        </w:rPr>
+        <w:t xml:space="preserve">Your first jobs  —  </w:t>
+      </w:r>
+      <w:r>
+        <w:rPr>
+          <w:rFonts w:ascii="Calibri" w:hAnsi="Calibri"/>
+          <w:b w:val="0"/>
+          <w:i w:val="0"/>
+          <w:color w:val="64748B"/>
+          <w:sz w:val="19"/>
+        </w:rPr>
+        <w:t>You start receiving job offers that match your trade, availability and service area.</w:t>
+      </w:r>
+    </w:p>
+    <w:tbl>
+      <w:tblPr>
+        <w:tblW w:type="auto" w:w="0"/>
+        <w:jc w:val="center"/>
+        <w:tblLook w:firstColumn="1" w:firstRow="1" w:lastColumn="0" w:lastRow="0" w:noHBand="0" w:noVBand="1" w:val="04A0"/>
+        <w:tblBorders>
+          <w:top w:val="single" w:sz="4" w:color="ABEFC6"/>
+          <w:left w:val="single" w:sz="4" w:color="ABEFC6"/>
+          <w:bottom w:val="single" w:sz="4" w:color="ABEFC6"/>
+          <w:right w:val="single" w:sz="4" w:color="ABEFC6"/>
+          <w:insideH w:val="single" w:sz="4" w:color="ABEFC6"/>
+          <w:insideV w:val="single" w:sz="4" w:color="ABEFC6"/>
+        </w:tblBorders>
+      </w:tblPr>
+      <w:tblGrid>
+        <w:gridCol w:w="9638"/>
+      </w:tblGrid>
+      <w:tr>
+        <w:tc>
+          <w:tcPr>
+            <w:tcW w:type="dxa" w:w="9638"/>
+            <w:shd w:val="clear" w:fill="ECFDF3"/>
+            <w:tcMar>
+              <w:top w:w="120" w:type="dxa"/>
+              <w:bottom w:w="120" w:type="dxa"/>
+              <w:start w:w="160" w:type="dxa"/>
+              <w:end w:w="160" w:type="dxa"/>
+            </w:tcMar>
+          </w:tcPr>
+          <w:p>
+            <w:pPr>
+              <w:spacing w:after="40"/>
+            </w:pPr>
+            <w:r/>
+            <w:r>
+              <w:rPr>
+                <w:rFonts w:ascii="Calibri" w:hAnsi="Calibri"/>
+                <w:b/>
+                <w:i w:val="0"/>
+                <w:color w:val="0F172A"/>
+                <w:sz w:val="21"/>
+              </w:rPr>
+              <w:t>If anything is missing</w:t>
+            </w:r>
+          </w:p>
+          <w:p>
+            <w:r>
+              <w:rPr>
+                <w:rFonts w:ascii="Calibri" w:hAnsi="Calibri"/>
+                <w:b w:val="0"/>
+                <w:i w:val="0"/>
+                <w:color w:val="334155"/>
+                <w:sz w:val="19"/>
+              </w:rPr>
+              <w:t>If anything needs updating, we will let you know exactly what is required — so nothing holds up your start.</w:t>
+            </w:r>
+          </w:p>
+        </w:tc>
+      </w:tr>
+    </w:tbl>
+    <w:p>
+      <w:pPr>
+        <w:spacing w:after="40"/>
+      </w:pPr>
+    </w:p>
+    <w:p>
+      <w:pPr>
+        <w:spacing w:before="200" w:after="80"/>
+      </w:pPr>
+      <w:r>
+        <w:rPr>
+          <w:rFonts w:ascii="Calibri" w:hAnsi="Calibri"/>
+          <w:b/>
+          <w:i w:val="0"/>
+          <w:color w:val="0F172A"/>
+          <w:sz w:val="26"/>
+        </w:rPr>
+        <w:t>Contact Vyntra</w:t>
+      </w:r>
+    </w:p>
+    <w:tbl>
+      <w:tblPr>
+        <w:tblW w:type="auto" w:w="0"/>
+        <w:jc w:val="center"/>
+        <w:tblLook w:firstColumn="1" w:firstRow="1" w:lastColumn="0" w:lastRow="0" w:noHBand="0" w:noVBand="1" w:val="04A0"/>
+        <w:tblBorders>
+          <w:top w:val="none"/>
+          <w:left w:val="none"/>
+          <w:bottom w:val="none"/>
+          <w:right w:val="none"/>
+          <w:insideH w:val="none"/>
+          <w:insideV w:val="none"/>
+        </w:tblBorders>
+      </w:tblPr>
+      <w:tblGrid>
+        <w:gridCol w:w="3213"/>
+        <w:gridCol w:w="3213"/>
+        <w:gridCol w:w="3213"/>
+      </w:tblGrid>
+      <w:tr>
+        <w:tc>
+          <w:tcPr>
+            <w:tcW w:type="dxa" w:w="3214"/>
+            <w:shd w:val="clear" w:fill="0F172A"/>
+            <w:tcMar>
+              <w:top w:w="160" w:type="dxa"/>
+              <w:bottom w:w="160" w:type="dxa"/>
+              <w:start w:w="180" w:type="dxa"/>
+              <w:end w:w="180" w:type="dxa"/>
+            </w:tcMar>
+          </w:tcPr>
+          <w:p>
+            <w:pPr>
+              <w:spacing w:after="40"/>
+            </w:pPr>
+            <w:r>
+              <w:rPr>
+                <w:rFonts w:ascii="Calibri" w:hAnsi="Calibri"/>
+                <w:b/>
+                <w:i w:val="0"/>
+                <w:color w:val="D4AF37"/>
+                <w:sz w:val="16"/>
+              </w:rPr>
+              <w:t>PHONE</w:t>
+            </w:r>
+          </w:p>
+          <w:p>
+            <w:r>
+              <w:rPr>
+                <w:rFonts w:ascii="Calibri" w:hAnsi="Calibri"/>
+                <w:b/>
+                <w:i w:val="0"/>
+                <w:color w:val="FFFFFF"/>
+                <w:sz w:val="22"/>
+              </w:rPr>
+              <w:t>0451 510 026</w:t>
+            </w:r>
+          </w:p>
+        </w:tc>
+        <w:tc>
+          <w:tcPr>
+            <w:tcW w:type="dxa" w:w="3214"/>
+            <w:shd w:val="clear" w:fill="0F172A"/>
+            <w:tcMar>
+              <w:top w:w="160" w:type="dxa"/>
+              <w:bottom w:w="160" w:type="dxa"/>
+              <w:start w:w="180" w:type="dxa"/>
+              <w:end w:w="180" w:type="dxa"/>
+            </w:tcMar>
+          </w:tcPr>
+          <w:p>
+            <w:pPr>
+              <w:spacing w:after="40"/>
+            </w:pPr>
+            <w:r>
+              <w:rPr>
+                <w:rFonts w:ascii="Calibri" w:hAnsi="Calibri"/>
+                <w:b/>
+                <w:i w:val="0"/>
+                <w:color w:val="D4AF37"/>
+                <w:sz w:val="16"/>
+              </w:rPr>
+              <w:t>EMAIL</w:t>
+            </w:r>
+          </w:p>
+          <w:p>
+            <w:r>
+              <w:rPr>
+                <w:rFonts w:ascii="Calibri" w:hAnsi="Calibri"/>
+                <w:b/>
+                <w:i w:val="0"/>
+                <w:color w:val="FFFFFF"/>
+                <w:sz w:val="22"/>
+              </w:rPr>
+              <w:t>info@vyntrapropertyservices.com</w:t>
+            </w:r>
+          </w:p>
+        </w:tc>
+        <w:tc>
+          <w:tcPr>
+            <w:tcW w:type="dxa" w:w="3214"/>
+            <w:shd w:val="clear" w:fill="0F172A"/>
+            <w:tcMar>
+              <w:top w:w="160" w:type="dxa"/>
+              <w:bottom w:w="160" w:type="dxa"/>
+              <w:start w:w="180" w:type="dxa"/>
+              <w:end w:w="180" w:type="dxa"/>
+            </w:tcMar>
+          </w:tcPr>
+          <w:p>
+            <w:pPr>
+              <w:spacing w:after="40"/>
+            </w:pPr>
+            <w:r>
+              <w:rPr>
+                <w:rFonts w:ascii="Calibri" w:hAnsi="Calibri"/>
+                <w:b/>
+                <w:i w:val="0"/>
+                <w:color w:val="D4AF37"/>
+                <w:sz w:val="16"/>
+              </w:rPr>
+              <w:t>AFTER-HOURS &amp; EMERGENCIES</w:t>
+            </w:r>
+          </w:p>
+          <w:p>
+            <w:r>
+              <w:rPr>
+                <w:rFonts w:ascii="Calibri" w:hAnsi="Calibri"/>
+                <w:b/>
+                <w:i w:val="0"/>
+                <w:color w:val="FFFFFF"/>
+                <w:sz w:val="22"/>
+              </w:rPr>
+              <w:t>0451 510 026</w:t>
+            </w:r>
+          </w:p>
+        </w:tc>
+      </w:tr>
+    </w:tbl>
+    <w:p/>
+    <w:tbl>
+      <w:tblPr>
+        <w:tblW w:type="auto" w:w="0"/>
+        <w:jc w:val="center"/>
+        <w:tblLook w:firstColumn="1" w:firstRow="1" w:lastColumn="0" w:lastRow="0" w:noHBand="0" w:noVBand="1" w:val="04A0"/>
+        <w:tblBorders>
+          <w:top w:val="single" w:sz="4" w:color="334155"/>
+          <w:left w:val="single" w:sz="4" w:color="334155"/>
+          <w:bottom w:val="single" w:sz="4" w:color="334155"/>
+          <w:right w:val="single" w:sz="4" w:color="334155"/>
+          <w:insideH w:val="single" w:sz="4" w:color="334155"/>
+          <w:insideV w:val="single" w:sz="4" w:color="334155"/>
+        </w:tblBorders>
+      </w:tblPr>
+      <w:tblGrid>
+        <w:gridCol w:w="9638"/>
+      </w:tblGrid>
+      <w:tr>
+        <w:tc>
+          <w:tcPr>
+            <w:tcW w:type="dxa" w:w="9638"/>
+            <w:shd w:val="clear" w:fill="0F172A"/>
+            <w:tcMar>
+              <w:top w:w="120" w:type="dxa"/>
+              <w:bottom w:w="120" w:type="dxa"/>
+              <w:start w:w="160" w:type="dxa"/>
+              <w:end w:w="160" w:type="dxa"/>
+            </w:tcMar>
+          </w:tcPr>
+          <w:p>
+            <w:pPr>
+              <w:spacing w:after="40"/>
+            </w:pPr>
+            <w:r/>
+            <w:r>
+              <w:rPr>
+                <w:rFonts w:ascii="Calibri" w:hAnsi="Calibri"/>
+                <w:b/>
+                <w:i w:val="0"/>
+                <w:color w:val="D4AF37"/>
+                <w:sz w:val="21"/>
+              </w:rPr>
+              <w:t>Welcome to the Vyntra network</w:t>
+            </w:r>
+          </w:p>
+          <w:p>
+            <w:r>
+              <w:rPr>
+                <w:rFonts w:ascii="Calibri" w:hAnsi="Calibri"/>
+                <w:b w:val="0"/>
+                <w:i w:val="0"/>
+                <w:color w:val="CBD5E1"/>
+                <w:sz w:val="19"/>
+              </w:rPr>
+              <w:t>We are glad to have you on board. Do great work, keep us in the loop, and we will keep the jobs coming.</w:t>
+            </w:r>
+          </w:p>
+        </w:tc>
+      </w:tr>
+    </w:tbl>
+    <w:p>
+      <w:pPr>
+        <w:spacing w:after="40"/>
+      </w:pPr>
     </w:p>
     <w:sectPr>
       <w:pgSz w:w="11906" w:h="16838"/>

--- a/onboarding-pack/dist/Vyntra-Subcontractor-Onboarding-Pack.docx
+++ b/onboarding-pack/dist/Vyntra-Subcontractor-Onboarding-Pack.docx
@@ -35,17 +35,42 @@
           </w:tcPr>
           <w:p>
             <w:pPr>
-              <w:spacing w:after="200"/>
+              <w:spacing w:after="280"/>
+              <w:jc w:val="left"/>
             </w:pPr>
             <w:r>
-              <w:rPr>
-                <w:rFonts w:ascii="Calibri" w:hAnsi="Calibri"/>
-                <w:b/>
-                <w:i w:val="0"/>
-                <w:color w:val="D4AF37"/>
-                <w:sz w:val="20"/>
-              </w:rPr>
-              <w:t>VYNTRA PROPERTY SERVICES</w:t>
+              <w:drawing>
+                <wp:inline xmlns:a="http://schemas.openxmlformats.org/drawingml/2006/main" xmlns:pic="http://schemas.openxmlformats.org/drawingml/2006/picture">
+                  <wp:extent cx="3240000" cy="675811"/>
+                  <wp:docPr id="1" name="Picture 1"/>
+                  <wp:cNvGraphicFramePr>
+                    <a:graphicFrameLocks noChangeAspect="1"/>
+                  </wp:cNvGraphicFramePr>
+                  <a:graphic>
+                    <a:graphicData uri="http://schemas.openxmlformats.org/drawingml/2006/picture">
+                      <pic:pic>
+                        <pic:nvPicPr>
+                          <pic:cNvPr id="0" name="logo-on-navy.png"/>
+                          <pic:cNvPicPr/>
+                        </pic:nvPicPr>
+                        <pic:blipFill>
+                          <a:blip r:embed="rId10"/>
+                          <a:stretch>
+                            <a:fillRect/>
+                          </a:stretch>
+                        </pic:blipFill>
+                        <pic:spPr>
+                          <a:xfrm>
+                            <a:off x="0" y="0"/>
+                            <a:ext cx="3240000" cy="675811"/>
+                          </a:xfrm>
+                          <a:prstGeom prst="rect"/>
+                        </pic:spPr>
+                      </pic:pic>
+                    </a:graphicData>
+                  </a:graphic>
+                </wp:inline>
+              </w:drawing>
             </w:r>
           </w:p>
           <w:p>
@@ -7436,13 +7461,67 @@
       </w:pPr>
     </w:p>
     <w:sectPr>
+      <w:headerReference w:type="default" r:id="rId9"/>
       <w:pgSz w:w="11906" w:h="16838"/>
-      <w:pgMar w:top="1134" w:right="1134" w:bottom="1020" w:left="1134" w:header="720" w:footer="720" w:gutter="0"/>
+      <w:pgMar w:top="1134" w:right="1134" w:bottom="1020" w:left="1134" w:header="624" w:footer="720" w:gutter="0"/>
       <w:cols w:space="720"/>
+      <w:titlePg/>
       <w:docGrid w:linePitch="360"/>
     </w:sectPr>
   </w:body>
 </w:document>
+</file>
+
+<file path=word/header1.xml><?xml version="1.0" encoding="utf-8"?>
+<w:hdr xmlns:m="http://schemas.openxmlformats.org/officeDocument/2006/math" xmlns:mc="http://schemas.openxmlformats.org/markup-compatibility/2006" xmlns:mo="http://schemas.microsoft.com/office/mac/office/2008/main" xmlns:mv="urn:schemas-microsoft-com:mac:vml" xmlns:o="urn:schemas-microsoft-com:office:office" xmlns:r="http://schemas.openxmlformats.org/officeDocument/2006/relationships" xmlns:v="urn:schemas-microsoft-com:vml" xmlns:w10="urn:schemas-microsoft-com:office:word" xmlns:w14="http://schemas.microsoft.com/office/word/2010/wordml" xmlns:w="http://schemas.openxmlformats.org/wordprocessingml/2006/main" xmlns:wne="http://schemas.microsoft.com/office/word/2006/wordml" xmlns:wp14="http://schemas.microsoft.com/office/word/2010/wordprocessingDrawing" xmlns:wp="http://schemas.openxmlformats.org/drawingml/2006/wordprocessingDrawing" xmlns:wpc="http://schemas.microsoft.com/office/word/2010/wordprocessingCanvas" xmlns:wpg="http://schemas.microsoft.com/office/word/2010/wordprocessingGroup" xmlns:wpi="http://schemas.microsoft.com/office/word/2010/wordprocessingInk" xmlns:wps="http://schemas.microsoft.com/office/word/2010/wordprocessingShape" mc:Ignorable="w14 wp14">
+  <w:p>
+    <w:pPr>
+      <w:pStyle w:val="Header"/>
+    </w:pPr>
+    <w:r>
+      <w:drawing>
+        <wp:inline xmlns:a="http://schemas.openxmlformats.org/drawingml/2006/main" xmlns:pic="http://schemas.openxmlformats.org/drawingml/2006/picture">
+          <wp:extent cx="949259" cy="198000"/>
+          <wp:docPr id="1" name="Picture 1"/>
+          <wp:cNvGraphicFramePr>
+            <a:graphicFrameLocks noChangeAspect="1"/>
+          </wp:cNvGraphicFramePr>
+          <a:graphic>
+            <a:graphicData uri="http://schemas.openxmlformats.org/drawingml/2006/picture">
+              <pic:pic>
+                <pic:nvPicPr>
+                  <pic:cNvPr id="0" name="logo-on-navy.png"/>
+                  <pic:cNvPicPr/>
+                </pic:nvPicPr>
+                <pic:blipFill>
+                  <a:blip r:embed="rId1"/>
+                  <a:stretch>
+                    <a:fillRect/>
+                  </a:stretch>
+                </pic:blipFill>
+                <pic:spPr>
+                  <a:xfrm>
+                    <a:off x="0" y="0"/>
+                    <a:ext cx="949259" cy="198000"/>
+                  </a:xfrm>
+                  <a:prstGeom prst="rect"/>
+                </pic:spPr>
+              </pic:pic>
+            </a:graphicData>
+          </a:graphic>
+        </wp:inline>
+      </w:drawing>
+    </w:r>
+    <w:r>
+      <w:rPr>
+        <w:rFonts w:ascii="Calibri" w:hAnsi="Calibri"/>
+        <w:color w:val="64748B"/>
+        <w:sz w:val="16"/>
+      </w:rPr>
+      <w:t xml:space="preserve">   Subcontractor Onboarding Pack</w:t>
+    </w:r>
+  </w:p>
+</w:hdr>
 </file>
 
 <file path=word/numbering.xml><?xml version="1.0" encoding="utf-8"?>

--- a/onboarding-pack/dist/Vyntra-Subcontractor-Onboarding-Pack.docx
+++ b/onboarding-pack/dist/Vyntra-Subcontractor-Onboarding-Pack.docx
@@ -7481,7 +7481,7 @@
     <w:r>
       <w:drawing>
         <wp:inline xmlns:a="http://schemas.openxmlformats.org/drawingml/2006/main" xmlns:pic="http://schemas.openxmlformats.org/drawingml/2006/picture">
-          <wp:extent cx="949259" cy="198000"/>
+          <wp:extent cx="1035556" cy="216000"/>
           <wp:docPr id="1" name="Picture 1"/>
           <wp:cNvGraphicFramePr>
             <a:graphicFrameLocks noChangeAspect="1"/>
@@ -7490,7 +7490,7 @@
             <a:graphicData uri="http://schemas.openxmlformats.org/drawingml/2006/picture">
               <pic:pic>
                 <pic:nvPicPr>
-                  <pic:cNvPr id="0" name="logo-on-navy.png"/>
+                  <pic:cNvPr id="0" name="logo-light.png"/>
                   <pic:cNvPicPr/>
                 </pic:nvPicPr>
                 <pic:blipFill>
@@ -7502,7 +7502,7 @@
                 <pic:spPr>
                   <a:xfrm>
                     <a:off x="0" y="0"/>
-                    <a:ext cx="949259" cy="198000"/>
+                    <a:ext cx="1035556" cy="216000"/>
                   </a:xfrm>
                   <a:prstGeom prst="rect"/>
                 </pic:spPr>

--- a/onboarding-pack/dist/Vyntra-Subcontractor-Onboarding-Pack.docx
+++ b/onboarding-pack/dist/Vyntra-Subcontractor-Onboarding-Pack.docx
@@ -41,7 +41,7 @@
             <w:r>
               <w:drawing>
                 <wp:inline xmlns:a="http://schemas.openxmlformats.org/drawingml/2006/main" xmlns:pic="http://schemas.openxmlformats.org/drawingml/2006/picture">
-                  <wp:extent cx="3240000" cy="675811"/>
+                  <wp:extent cx="3240000" cy="695510"/>
                   <wp:docPr id="1" name="Picture 1"/>
                   <wp:cNvGraphicFramePr>
                     <a:graphicFrameLocks noChangeAspect="1"/>
@@ -62,7 +62,7 @@
                         <pic:spPr>
                           <a:xfrm>
                             <a:off x="0" y="0"/>
-                            <a:ext cx="3240000" cy="675811"/>
+                            <a:ext cx="3240000" cy="695510"/>
                           </a:xfrm>
                           <a:prstGeom prst="rect"/>
                         </pic:spPr>
@@ -159,7 +159,7 @@
                 <w:rFonts w:ascii="Calibri" w:hAnsi="Calibri"/>
                 <w:b/>
                 <w:i w:val="0"/>
-                <w:color w:val="64748B"/>
+                <w:color w:val="475569"/>
                 <w:sz w:val="16"/>
               </w:rPr>
               <w:t>VERSION</w:t>
@@ -198,7 +198,7 @@
                 <w:rFonts w:ascii="Calibri" w:hAnsi="Calibri"/>
                 <w:b/>
                 <w:i w:val="0"/>
-                <w:color w:val="64748B"/>
+                <w:color w:val="475569"/>
                 <w:sz w:val="16"/>
               </w:rPr>
               <w:t>EFFECTIVE DATE</w:t>
@@ -237,7 +237,7 @@
                 <w:rFonts w:ascii="Calibri" w:hAnsi="Calibri"/>
                 <w:b/>
                 <w:i w:val="0"/>
-                <w:color w:val="64748B"/>
+                <w:color w:val="475569"/>
                 <w:sz w:val="16"/>
               </w:rPr>
               <w:t>REVIEW CYCLE</w:t>
@@ -265,7 +265,7 @@
           <w:rFonts w:ascii="Calibri" w:hAnsi="Calibri"/>
           <w:b w:val="0"/>
           <w:i w:val="0"/>
-          <w:color w:val="64748B"/>
+          <w:color w:val="475569"/>
           <w:sz w:val="17"/>
         </w:rPr>
         <w:t>Vyntra Property Services   ·   ABN 69 252 402 831   ·   Sydney, New South Wales   ·   CONFIDENTIAL</w:t>
@@ -360,7 +360,7 @@
           <w:rFonts w:ascii="Calibri" w:hAnsi="Calibri"/>
           <w:b w:val="0"/>
           <w:i w:val="0"/>
-          <w:color w:val="334155"/>
+          <w:color w:val="2B3849"/>
           <w:sz w:val="21"/>
         </w:rPr>
         <w:t>Vyntra Property Services is a Sydney-based provider of premium property maintenance and cleaning. We connect property owners and managers with skilled subcontractors who get the job done properly, the first time.</w:t>
@@ -466,7 +466,7 @@
           <w:rFonts w:ascii="Calibri" w:hAnsi="Calibri"/>
           <w:b w:val="0"/>
           <w:i w:val="0"/>
-          <w:color w:val="334155"/>
+          <w:color w:val="2B3849"/>
           <w:sz w:val="20"/>
         </w:rPr>
         <w:t>Quality — workmanship you would be proud to put your own name to.</w:t>
@@ -492,7 +492,7 @@
           <w:rFonts w:ascii="Calibri" w:hAnsi="Calibri"/>
           <w:b w:val="0"/>
           <w:i w:val="0"/>
-          <w:color w:val="334155"/>
+          <w:color w:val="2B3849"/>
           <w:sz w:val="20"/>
         </w:rPr>
         <w:t>Reliability — turn up on time, communicate, and finish what you start.</w:t>
@@ -518,7 +518,7 @@
           <w:rFonts w:ascii="Calibri" w:hAnsi="Calibri"/>
           <w:b w:val="0"/>
           <w:i w:val="0"/>
-          <w:color w:val="334155"/>
+          <w:color w:val="2B3849"/>
           <w:sz w:val="20"/>
         </w:rPr>
         <w:t>Respect — treat every client, property and colleague with courtesy.</w:t>
@@ -548,7 +548,7 @@
           <w:rFonts w:ascii="Calibri" w:hAnsi="Calibri"/>
           <w:b w:val="0"/>
           <w:i w:val="0"/>
-          <w:color w:val="334155"/>
+          <w:color w:val="2B3849"/>
           <w:sz w:val="21"/>
         </w:rPr>
         <w:t>As an independent subcontractor, you are the face of Vyntra on every job. The quality of your work and the way you treat our clients directly shapes our reputation — and your future opportunities with us.</w:t>
@@ -605,7 +605,7 @@
                 <w:rFonts w:ascii="Calibri" w:hAnsi="Calibri"/>
                 <w:b w:val="0"/>
                 <w:i w:val="0"/>
-                <w:color w:val="334155"/>
+                <w:color w:val="2B3849"/>
                 <w:sz w:val="19"/>
               </w:rPr>
               <w:t>In return, we commit to clear job briefs, responsive support, fair rates and reliable payment — so you can focus on doing great work.</w:t>
@@ -713,7 +713,7 @@
           <w:rFonts w:ascii="Calibri" w:hAnsi="Calibri"/>
           <w:b w:val="0"/>
           <w:i w:val="0"/>
-          <w:color w:val="64748B"/>
+          <w:color w:val="475569"/>
           <w:sz w:val="19"/>
         </w:rPr>
         <w:t>A property owner or manager books a job through Vyntra.</w:t>
@@ -748,7 +748,7 @@
           <w:rFonts w:ascii="Calibri" w:hAnsi="Calibri"/>
           <w:b w:val="0"/>
           <w:i w:val="0"/>
-          <w:color w:val="64748B"/>
+          <w:color w:val="475569"/>
           <w:sz w:val="19"/>
         </w:rPr>
         <w:t>We confirm scope, timing and the agreed rate.</w:t>
@@ -783,7 +783,7 @@
           <w:rFonts w:ascii="Calibri" w:hAnsi="Calibri"/>
           <w:b w:val="0"/>
           <w:i w:val="0"/>
-          <w:color w:val="64748B"/>
+          <w:color w:val="475569"/>
           <w:sz w:val="19"/>
         </w:rPr>
         <w:t>You get the full brief, address and access details.</w:t>
@@ -818,7 +818,7 @@
           <w:rFonts w:ascii="Calibri" w:hAnsi="Calibri"/>
           <w:b w:val="0"/>
           <w:i w:val="0"/>
-          <w:color w:val="64748B"/>
+          <w:color w:val="475569"/>
           <w:sz w:val="19"/>
         </w:rPr>
         <w:t>Confirm promptly so we can plan with confidence.</w:t>
@@ -853,7 +853,7 @@
           <w:rFonts w:ascii="Calibri" w:hAnsi="Calibri"/>
           <w:b w:val="0"/>
           <w:i w:val="0"/>
-          <w:color w:val="64748B"/>
+          <w:color w:val="475569"/>
           <w:sz w:val="19"/>
         </w:rPr>
         <w:t>Deliver to Vyntra’s quality and safety standards.</w:t>
@@ -888,7 +888,7 @@
           <w:rFonts w:ascii="Calibri" w:hAnsi="Calibri"/>
           <w:b w:val="0"/>
           <w:i w:val="0"/>
-          <w:color w:val="64748B"/>
+          <w:color w:val="475569"/>
           <w:sz w:val="19"/>
         </w:rPr>
         <w:t>Required evidence for every job, no exceptions.</w:t>
@@ -923,7 +923,7 @@
           <w:rFonts w:ascii="Calibri" w:hAnsi="Calibri"/>
           <w:b w:val="0"/>
           <w:i w:val="0"/>
-          <w:color w:val="64748B"/>
+          <w:color w:val="475569"/>
           <w:sz w:val="19"/>
         </w:rPr>
         <w:t>The client signs off that the work meets expectations.</w:t>
@@ -958,7 +958,7 @@
           <w:rFonts w:ascii="Calibri" w:hAnsi="Calibri"/>
           <w:b w:val="0"/>
           <w:i w:val="0"/>
-          <w:color w:val="64748B"/>
+          <w:color w:val="475569"/>
           <w:sz w:val="19"/>
         </w:rPr>
         <w:t>Send your tax invoice quoting the Vyntra job number.</w:t>
@@ -993,7 +993,7 @@
           <w:rFonts w:ascii="Calibri" w:hAnsi="Calibri"/>
           <w:b w:val="0"/>
           <w:i w:val="0"/>
-          <w:color w:val="64748B"/>
+          <w:color w:val="475569"/>
           <w:sz w:val="19"/>
         </w:rPr>
         <w:t>Paid to your nominated account on our payment terms.</w:t>
@@ -1050,7 +1050,7 @@
                 <w:rFonts w:ascii="Calibri" w:hAnsi="Calibri"/>
                 <w:b w:val="0"/>
                 <w:i w:val="0"/>
-                <w:color w:val="334155"/>
+                <w:color w:val="2B3849"/>
                 <w:sz w:val="19"/>
               </w:rPr>
               <w:t>Fast acceptance, clean photos and a correct invoice are the three things that get you paid sooner.</w:t>
@@ -1149,7 +1149,7 @@
           <w:rFonts w:ascii="Calibri" w:hAnsi="Calibri"/>
           <w:b w:val="0"/>
           <w:i w:val="0"/>
-          <w:color w:val="334155"/>
+          <w:color w:val="2B3849"/>
           <w:sz w:val="20"/>
         </w:rPr>
         <w:t>Wear clean, professional workwear and enclosed safety footwear.</w:t>
@@ -1175,7 +1175,7 @@
           <w:rFonts w:ascii="Calibri" w:hAnsi="Calibri"/>
           <w:b w:val="0"/>
           <w:i w:val="0"/>
-          <w:color w:val="334155"/>
+          <w:color w:val="2B3849"/>
           <w:sz w:val="20"/>
         </w:rPr>
         <w:t>Maintain good personal hygiene and a tidy, professional appearance.</w:t>
@@ -1201,7 +1201,7 @@
           <w:rFonts w:ascii="Calibri" w:hAnsi="Calibri"/>
           <w:b w:val="0"/>
           <w:i w:val="0"/>
-          <w:color w:val="334155"/>
+          <w:color w:val="2B3849"/>
           <w:sz w:val="20"/>
         </w:rPr>
         <w:t>Keep your tools, equipment and vehicle clean and well presented.</w:t>
@@ -1227,7 +1227,7 @@
           <w:rFonts w:ascii="Calibri" w:hAnsi="Calibri"/>
           <w:b w:val="0"/>
           <w:i w:val="0"/>
-          <w:color w:val="334155"/>
+          <w:color w:val="2B3849"/>
           <w:sz w:val="20"/>
         </w:rPr>
         <w:t>No Vyntra uniform is required — your own business branding is welcome.</w:t>
@@ -1268,7 +1268,7 @@
           <w:rFonts w:ascii="Calibri" w:hAnsi="Calibri"/>
           <w:b w:val="0"/>
           <w:i w:val="0"/>
-          <w:color w:val="334155"/>
+          <w:color w:val="2B3849"/>
           <w:sz w:val="20"/>
         </w:rPr>
         <w:t>Introduce yourself as working on behalf of Vyntra Property Services.</w:t>
@@ -1294,7 +1294,7 @@
           <w:rFonts w:ascii="Calibri" w:hAnsi="Calibri"/>
           <w:b w:val="0"/>
           <w:i w:val="0"/>
-          <w:color w:val="334155"/>
+          <w:color w:val="2B3849"/>
           <w:sz w:val="20"/>
         </w:rPr>
         <w:t>Greet clients politely and explain what you will be doing.</w:t>
@@ -1320,7 +1320,7 @@
           <w:rFonts w:ascii="Calibri" w:hAnsi="Calibri"/>
           <w:b w:val="0"/>
           <w:i w:val="0"/>
-          <w:color w:val="334155"/>
+          <w:color w:val="2B3849"/>
           <w:sz w:val="20"/>
         </w:rPr>
         <w:t>Listen, be patient, and never argue with a client.</w:t>
@@ -1346,7 +1346,7 @@
           <w:rFonts w:ascii="Calibri" w:hAnsi="Calibri"/>
           <w:b w:val="0"/>
           <w:i w:val="0"/>
-          <w:color w:val="334155"/>
+          <w:color w:val="2B3849"/>
           <w:sz w:val="20"/>
         </w:rPr>
         <w:t>Leave the client feeling looked after, not just serviced.</w:t>
@@ -1387,7 +1387,7 @@
           <w:rFonts w:ascii="Calibri" w:hAnsi="Calibri"/>
           <w:b w:val="0"/>
           <w:i w:val="0"/>
-          <w:color w:val="334155"/>
+          <w:color w:val="2B3849"/>
           <w:sz w:val="20"/>
         </w:rPr>
         <w:t>Respond to Vyntra messages and calls promptly.</w:t>
@@ -1413,7 +1413,7 @@
           <w:rFonts w:ascii="Calibri" w:hAnsi="Calibri"/>
           <w:b w:val="0"/>
           <w:i w:val="0"/>
-          <w:color w:val="334155"/>
+          <w:color w:val="2B3849"/>
           <w:sz w:val="20"/>
         </w:rPr>
         <w:t>Flag delays, access issues or extra work straight away.</w:t>
@@ -1439,7 +1439,7 @@
           <w:rFonts w:ascii="Calibri" w:hAnsi="Calibri"/>
           <w:b w:val="0"/>
           <w:i w:val="0"/>
-          <w:color w:val="334155"/>
+          <w:color w:val="2B3849"/>
           <w:sz w:val="20"/>
         </w:rPr>
         <w:t>Keep all job communication professional and on record.</w:t>
@@ -1465,7 +1465,7 @@
           <w:rFonts w:ascii="Calibri" w:hAnsi="Calibri"/>
           <w:b w:val="0"/>
           <w:i w:val="0"/>
-          <w:color w:val="334155"/>
+          <w:color w:val="2B3849"/>
           <w:sz w:val="20"/>
         </w:rPr>
         <w:t>Never share your personal rates or details with clients.</w:t>
@@ -1506,7 +1506,7 @@
           <w:rFonts w:ascii="Calibri" w:hAnsi="Calibri"/>
           <w:b w:val="0"/>
           <w:i w:val="0"/>
-          <w:color w:val="334155"/>
+          <w:color w:val="2B3849"/>
           <w:sz w:val="20"/>
         </w:rPr>
         <w:t>Arrive within the agreed appointment window.</w:t>
@@ -1532,7 +1532,7 @@
           <w:rFonts w:ascii="Calibri" w:hAnsi="Calibri"/>
           <w:b w:val="0"/>
           <w:i w:val="0"/>
-          <w:color w:val="334155"/>
+          <w:color w:val="2B3849"/>
           <w:sz w:val="20"/>
         </w:rPr>
         <w:t>Call ahead immediately if you are going to be late.</w:t>
@@ -1558,7 +1558,7 @@
           <w:rFonts w:ascii="Calibri" w:hAnsi="Calibri"/>
           <w:b w:val="0"/>
           <w:i w:val="0"/>
-          <w:color w:val="334155"/>
+          <w:color w:val="2B3849"/>
           <w:sz w:val="20"/>
         </w:rPr>
         <w:t>Allow enough time to complete the job properly.</w:t>
@@ -1584,7 +1584,7 @@
           <w:rFonts w:ascii="Calibri" w:hAnsi="Calibri"/>
           <w:b w:val="0"/>
           <w:i w:val="0"/>
-          <w:color w:val="334155"/>
+          <w:color w:val="2B3849"/>
           <w:sz w:val="20"/>
         </w:rPr>
         <w:t>Respect the client’s time as much as your own.</w:t>
@@ -1641,7 +1641,7 @@
                 <w:rFonts w:ascii="Calibri" w:hAnsi="Calibri"/>
                 <w:b w:val="0"/>
                 <w:i w:val="0"/>
-                <w:color w:val="334155"/>
+                <w:color w:val="2B3849"/>
                 <w:sz w:val="19"/>
               </w:rPr>
               <w:t>Problems and surprises happen on every job. Contact Vyntra immediately — you will never be in trouble for reporting a genuine issue early. Trying to hide a mistake is the only real mistake.</w:t>
@@ -1740,7 +1740,7 @@
           <w:rFonts w:ascii="Calibri" w:hAnsi="Calibri"/>
           <w:b w:val="0"/>
           <w:i w:val="0"/>
-          <w:color w:val="334155"/>
+          <w:color w:val="2B3849"/>
           <w:sz w:val="20"/>
         </w:rPr>
         <w:t>Use drop sheets and protect surfaces and floors.</w:t>
@@ -1766,7 +1766,7 @@
           <w:rFonts w:ascii="Calibri" w:hAnsi="Calibri"/>
           <w:b w:val="0"/>
           <w:i w:val="0"/>
-          <w:color w:val="334155"/>
+          <w:color w:val="2B3849"/>
           <w:sz w:val="20"/>
         </w:rPr>
         <w:t>Clean as you go and remove all rubbish and offcuts.</w:t>
@@ -1792,7 +1792,7 @@
           <w:rFonts w:ascii="Calibri" w:hAnsi="Calibri"/>
           <w:b w:val="0"/>
           <w:i w:val="0"/>
-          <w:color w:val="334155"/>
+          <w:color w:val="2B3849"/>
           <w:sz w:val="20"/>
         </w:rPr>
         <w:t>Leave the area cleaner than you found it.</w:t>
@@ -1833,7 +1833,7 @@
           <w:rFonts w:ascii="Calibri" w:hAnsi="Calibri"/>
           <w:b w:val="0"/>
           <w:i w:val="0"/>
-          <w:color w:val="334155"/>
+          <w:color w:val="2B3849"/>
           <w:sz w:val="20"/>
         </w:rPr>
         <w:t>Take clear before photos prior to starting.</w:t>
@@ -1859,7 +1859,7 @@
           <w:rFonts w:ascii="Calibri" w:hAnsi="Calibri"/>
           <w:b w:val="0"/>
           <w:i w:val="0"/>
-          <w:color w:val="334155"/>
+          <w:color w:val="2B3849"/>
           <w:sz w:val="20"/>
         </w:rPr>
         <w:t>Take matching after photos from the same angles.</w:t>
@@ -1885,7 +1885,7 @@
           <w:rFonts w:ascii="Calibri" w:hAnsi="Calibri"/>
           <w:b w:val="0"/>
           <w:i w:val="0"/>
-          <w:color w:val="334155"/>
+          <w:color w:val="2B3849"/>
           <w:sz w:val="20"/>
         </w:rPr>
         <w:t>Upload to the job before you leave site — every time.</w:t>
@@ -1926,7 +1926,7 @@
           <w:rFonts w:ascii="Calibri" w:hAnsi="Calibri"/>
           <w:b w:val="0"/>
           <w:i w:val="0"/>
-          <w:color w:val="334155"/>
+          <w:color w:val="2B3849"/>
           <w:sz w:val="20"/>
         </w:rPr>
         <w:t>Only access the areas required for the job.</w:t>
@@ -1952,7 +1952,7 @@
           <w:rFonts w:ascii="Calibri" w:hAnsi="Calibri"/>
           <w:b w:val="0"/>
           <w:i w:val="0"/>
-          <w:color w:val="334155"/>
+          <w:color w:val="2B3849"/>
           <w:sz w:val="20"/>
         </w:rPr>
         <w:t>Handle the client’s belongings with care.</w:t>
@@ -1978,7 +1978,7 @@
           <w:rFonts w:ascii="Calibri" w:hAnsi="Calibri"/>
           <w:b w:val="0"/>
           <w:i w:val="0"/>
-          <w:color w:val="334155"/>
+          <w:color w:val="2B3849"/>
           <w:sz w:val="20"/>
         </w:rPr>
         <w:t>Secure doors, windows and gates when you leave.</w:t>
@@ -2004,7 +2004,7 @@
           <w:rFonts w:ascii="Calibri" w:hAnsi="Calibri"/>
           <w:b w:val="0"/>
           <w:i w:val="0"/>
-          <w:color w:val="334155"/>
+          <w:color w:val="2B3849"/>
           <w:sz w:val="20"/>
         </w:rPr>
         <w:t>Report any pre-existing damage before you start.</w:t>
@@ -2045,7 +2045,7 @@
           <w:rFonts w:ascii="Calibri" w:hAnsi="Calibri"/>
           <w:b w:val="0"/>
           <w:i w:val="0"/>
-          <w:color w:val="334155"/>
+          <w:color w:val="2B3849"/>
           <w:sz w:val="20"/>
         </w:rPr>
         <w:t>Keep client details and access codes confidential.</w:t>
@@ -2071,7 +2071,7 @@
           <w:rFonts w:ascii="Calibri" w:hAnsi="Calibri"/>
           <w:b w:val="0"/>
           <w:i w:val="0"/>
-          <w:color w:val="334155"/>
+          <w:color w:val="2B3849"/>
           <w:sz w:val="20"/>
         </w:rPr>
         <w:t>Do not photograph clients or belongings beyond the work.</w:t>
@@ -2097,7 +2097,7 @@
           <w:rFonts w:ascii="Calibri" w:hAnsi="Calibri"/>
           <w:b w:val="0"/>
           <w:i w:val="0"/>
-          <w:color w:val="334155"/>
+          <w:color w:val="2B3849"/>
           <w:sz w:val="20"/>
         </w:rPr>
         <w:t>Never discuss one client’s job with another.</w:t>
@@ -2154,7 +2154,7 @@
                 <w:rFonts w:ascii="Calibri" w:hAnsi="Calibri"/>
                 <w:b w:val="0"/>
                 <w:i w:val="0"/>
-                <w:color w:val="334155"/>
+                <w:color w:val="2B3849"/>
                 <w:sz w:val="19"/>
               </w:rPr>
               <w:t>No smoking or vaping on or around any client property. Never attend a job under the influence of alcohol or drugs, and never consume them on site. Breaches result in immediate removal from the job and may end your engagement.</w:t>
@@ -2253,7 +2253,7 @@
           <w:rFonts w:ascii="Calibri" w:hAnsi="Calibri"/>
           <w:b w:val="0"/>
           <w:i w:val="0"/>
-          <w:color w:val="334155"/>
+          <w:color w:val="2B3849"/>
           <w:sz w:val="20"/>
         </w:rPr>
         <w:t>Do not post client properties, addresses or people.</w:t>
@@ -2279,7 +2279,7 @@
           <w:rFonts w:ascii="Calibri" w:hAnsi="Calibri"/>
           <w:b w:val="0"/>
           <w:i w:val="0"/>
-          <w:color w:val="334155"/>
+          <w:color w:val="2B3849"/>
           <w:sz w:val="20"/>
         </w:rPr>
         <w:t>Get written approval before using Vyntra’s name or logo.</w:t>
@@ -2305,7 +2305,7 @@
           <w:rFonts w:ascii="Calibri" w:hAnsi="Calibri"/>
           <w:b w:val="0"/>
           <w:i w:val="0"/>
-          <w:color w:val="334155"/>
+          <w:color w:val="2B3849"/>
           <w:sz w:val="20"/>
         </w:rPr>
         <w:t>Never post anything that could embarrass a client or Vyntra.</w:t>
@@ -2346,7 +2346,7 @@
           <w:rFonts w:ascii="Calibri" w:hAnsi="Calibri"/>
           <w:b w:val="0"/>
           <w:i w:val="0"/>
-          <w:color w:val="334155"/>
+          <w:color w:val="2B3849"/>
           <w:sz w:val="20"/>
         </w:rPr>
         <w:t>Act honestly and ethically at all times.</w:t>
@@ -2372,7 +2372,7 @@
           <w:rFonts w:ascii="Calibri" w:hAnsi="Calibri"/>
           <w:b w:val="0"/>
           <w:i w:val="0"/>
-          <w:color w:val="334155"/>
+          <w:color w:val="2B3849"/>
           <w:sz w:val="20"/>
         </w:rPr>
         <w:t>Refer all quotes and bookings back to Vyntra.</w:t>
@@ -2398,7 +2398,7 @@
           <w:rFonts w:ascii="Calibri" w:hAnsi="Calibri"/>
           <w:b w:val="0"/>
           <w:i w:val="0"/>
-          <w:color w:val="334155"/>
+          <w:color w:val="2B3849"/>
           <w:sz w:val="20"/>
         </w:rPr>
         <w:t>Raise any client concern with Vyntra immediately.</w:t>
@@ -2439,7 +2439,7 @@
           <w:rFonts w:ascii="Calibri" w:hAnsi="Calibri"/>
           <w:b w:val="0"/>
           <w:i w:val="0"/>
-          <w:color w:val="334155"/>
+          <w:color w:val="2B3849"/>
           <w:sz w:val="20"/>
         </w:rPr>
         <w:t>Soliciting clients for private or cash-in-hand work.</w:t>
@@ -2465,7 +2465,7 @@
           <w:rFonts w:ascii="Calibri" w:hAnsi="Calibri"/>
           <w:b w:val="0"/>
           <w:i w:val="0"/>
-          <w:color w:val="334155"/>
+          <w:color w:val="2B3849"/>
           <w:sz w:val="20"/>
         </w:rPr>
         <w:t>Dishonesty, theft or misuse of client property.</w:t>
@@ -2491,7 +2491,7 @@
           <w:rFonts w:ascii="Calibri" w:hAnsi="Calibri"/>
           <w:b w:val="0"/>
           <w:i w:val="0"/>
-          <w:color w:val="334155"/>
+          <w:color w:val="2B3849"/>
           <w:sz w:val="20"/>
         </w:rPr>
         <w:t>Aggressive, threatening or discriminatory conduct.</w:t>
@@ -2517,7 +2517,7 @@
           <w:rFonts w:ascii="Calibri" w:hAnsi="Calibri"/>
           <w:b w:val="0"/>
           <w:i w:val="0"/>
-          <w:color w:val="334155"/>
+          <w:color w:val="2B3849"/>
           <w:sz w:val="20"/>
         </w:rPr>
         <w:t>Sharing client data or images without consent.</w:t>
@@ -2543,7 +2543,7 @@
           <w:rFonts w:ascii="Calibri" w:hAnsi="Calibri"/>
           <w:b w:val="0"/>
           <w:i w:val="0"/>
-          <w:color w:val="334155"/>
+          <w:color w:val="2B3849"/>
           <w:sz w:val="20"/>
         </w:rPr>
         <w:t>Working while impaired by alcohol or drugs.</w:t>
@@ -2569,7 +2569,7 @@
           <w:rFonts w:ascii="Calibri" w:hAnsi="Calibri"/>
           <w:b w:val="0"/>
           <w:i w:val="0"/>
-          <w:color w:val="334155"/>
+          <w:color w:val="2B3849"/>
           <w:sz w:val="20"/>
         </w:rPr>
         <w:t>Subcontracting a Vyntra job without our approval.</w:t>
@@ -2595,7 +2595,7 @@
           <w:rFonts w:ascii="Calibri" w:hAnsi="Calibri"/>
           <w:b w:val="0"/>
           <w:i w:val="0"/>
-          <w:color w:val="334155"/>
+          <w:color w:val="2B3849"/>
           <w:sz w:val="20"/>
         </w:rPr>
         <w:t>Unsafe work practices or ignoring site safety.</w:t>
@@ -2621,7 +2621,7 @@
           <w:rFonts w:ascii="Calibri" w:hAnsi="Calibri"/>
           <w:b w:val="0"/>
           <w:i w:val="0"/>
-          <w:color w:val="334155"/>
+          <w:color w:val="2B3849"/>
           <w:sz w:val="20"/>
         </w:rPr>
         <w:t>Falsifying photos, invoices or job records.</w:t>
@@ -2678,7 +2678,7 @@
                 <w:rFonts w:ascii="Calibri" w:hAnsi="Calibri"/>
                 <w:b w:val="0"/>
                 <w:i w:val="0"/>
-                <w:color w:val="334155"/>
+                <w:color w:val="2B3849"/>
                 <w:sz w:val="19"/>
               </w:rPr>
               <w:t>Serious or repeated breaches of this Code may lead to suspension or immediate termination of your engagement, and where appropriate, referral to the relevant authorities.</w:t>
@@ -2880,7 +2880,7 @@
                 <w:rFonts w:ascii="Calibri" w:hAnsi="Calibri"/>
                 <w:b w:val="0"/>
                 <w:i w:val="0"/>
-                <w:color w:val="334155"/>
+                <w:color w:val="2B3849"/>
                 <w:sz w:val="19"/>
               </w:rPr>
               <w:t>14 days from receipt of a valid tax invoice</w:t>
@@ -2930,7 +2930,7 @@
                 <w:rFonts w:ascii="Calibri" w:hAnsi="Calibri"/>
                 <w:b w:val="0"/>
                 <w:i w:val="0"/>
-                <w:color w:val="334155"/>
+                <w:color w:val="2B3849"/>
                 <w:sz w:val="19"/>
               </w:rPr>
               <w:t>Electronic funds transfer (EFT) to your nominated account</w:t>
@@ -2978,7 +2978,7 @@
                 <w:rFonts w:ascii="Calibri" w:hAnsi="Calibri"/>
                 <w:b w:val="0"/>
                 <w:i w:val="0"/>
-                <w:color w:val="334155"/>
+                <w:color w:val="2B3849"/>
                 <w:sz w:val="19"/>
               </w:rPr>
               <w:t>Processed weekly; cleared funds typically within 1–2 business days</w:t>
@@ -3028,7 +3028,7 @@
                 <w:rFonts w:ascii="Calibri" w:hAnsi="Calibri"/>
                 <w:b w:val="0"/>
                 <w:i w:val="0"/>
-                <w:color w:val="334155"/>
+                <w:color w:val="2B3849"/>
                 <w:sz w:val="19"/>
               </w:rPr>
               <w:t>Emailed to you each time a payment is made</w:t>
@@ -3165,7 +3165,7 @@
                 <w:rFonts w:ascii="Calibri" w:hAnsi="Calibri"/>
                 <w:b w:val="0"/>
                 <w:i w:val="0"/>
-                <w:color w:val="334155"/>
+                <w:color w:val="2B3849"/>
                 <w:sz w:val="19"/>
               </w:rPr>
               <w:t>Quoted on every invoice so we can match it quickly</w:t>
@@ -3215,7 +3215,7 @@
                 <w:rFonts w:ascii="Calibri" w:hAnsi="Calibri"/>
                 <w:b w:val="0"/>
                 <w:i w:val="0"/>
-                <w:color w:val="334155"/>
+                <w:color w:val="2B3849"/>
                 <w:sz w:val="19"/>
               </w:rPr>
               <w:t>Must match the details we hold on file</w:t>
@@ -3263,7 +3263,7 @@
                 <w:rFonts w:ascii="Calibri" w:hAnsi="Calibri"/>
                 <w:b w:val="0"/>
                 <w:i w:val="0"/>
-                <w:color w:val="334155"/>
+                <w:color w:val="2B3849"/>
                 <w:sz w:val="19"/>
               </w:rPr>
               <w:t>If registered, show GST separately and the words "Tax Invoice"</w:t>
@@ -3313,7 +3313,7 @@
                 <w:rFonts w:ascii="Calibri" w:hAnsi="Calibri"/>
                 <w:b w:val="0"/>
                 <w:i w:val="0"/>
-                <w:color w:val="334155"/>
+                <w:color w:val="2B3849"/>
                 <w:sz w:val="19"/>
               </w:rPr>
               <w:t>Clear line items, site address and date completed</w:t>
@@ -3361,7 +3361,7 @@
                 <w:rFonts w:ascii="Calibri" w:hAnsi="Calibri"/>
                 <w:b w:val="0"/>
                 <w:i w:val="0"/>
-                <w:color w:val="334155"/>
+                <w:color w:val="2B3849"/>
                 <w:sz w:val="19"/>
               </w:rPr>
               <w:t>BSB and account number for EFT payment</w:t>
@@ -3426,7 +3426,7 @@
                 <w:rFonts w:ascii="Calibri" w:hAnsi="Calibri"/>
                 <w:b w:val="0"/>
                 <w:i w:val="0"/>
-                <w:color w:val="334155"/>
+                <w:color w:val="2B3849"/>
                 <w:sz w:val="19"/>
               </w:rPr>
               <w:t>Quote a valid ABN on every invoice. If you are registered for GST, add 10% GST and label it clearly. No ABN may mean we must withhold tax at the top rate.</w:t>
@@ -3613,7 +3613,7 @@
                 <w:rFonts w:ascii="Calibri" w:hAnsi="Calibri"/>
                 <w:b w:val="0"/>
                 <w:i w:val="0"/>
-                <w:color w:val="334155"/>
+                <w:color w:val="2B3849"/>
                 <w:sz w:val="19"/>
               </w:rPr>
               <w:t>A minimum charge applies to every attendance, as agreed for the job</w:t>
@@ -3663,7 +3663,7 @@
                 <w:rFonts w:ascii="Calibri" w:hAnsi="Calibri"/>
                 <w:b w:val="0"/>
                 <w:i w:val="0"/>
-                <w:color w:val="334155"/>
+                <w:color w:val="2B3849"/>
                 <w:sz w:val="19"/>
               </w:rPr>
               <w:t>Mon–Fri, 7:00am–5:00pm at the agreed standard rate</w:t>
@@ -3711,7 +3711,7 @@
                 <w:rFonts w:ascii="Calibri" w:hAnsi="Calibri"/>
                 <w:b w:val="0"/>
                 <w:i w:val="0"/>
-                <w:color w:val="334155"/>
+                <w:color w:val="2B3849"/>
                 <w:sz w:val="19"/>
               </w:rPr>
               <w:t>Evenings &amp; weekends attract a higher agreed rate — confirm before attending</w:t>
@@ -3761,7 +3761,7 @@
                 <w:rFonts w:ascii="Calibri" w:hAnsi="Calibri"/>
                 <w:b w:val="0"/>
                 <w:i w:val="0"/>
-                <w:color w:val="334155"/>
+                <w:color w:val="2B3849"/>
                 <w:sz w:val="19"/>
               </w:rPr>
               <w:t>Urgent call-outs are paid at the agreed emergency rate and prioritised</w:t>
@@ -3898,7 +3898,7 @@
                 <w:rFonts w:ascii="Calibri" w:hAnsi="Calibri"/>
                 <w:b w:val="0"/>
                 <w:i w:val="0"/>
-                <w:color w:val="334155"/>
+                <w:color w:val="2B3849"/>
                 <w:sz w:val="19"/>
               </w:rPr>
               <w:t>Stop and get written approval from Vyntra before any work beyond the original scope. Unapproved extras may not be paid.</w:t>
@@ -3948,7 +3948,7 @@
                 <w:rFonts w:ascii="Calibri" w:hAnsi="Calibri"/>
                 <w:b w:val="0"/>
                 <w:i w:val="0"/>
-                <w:color w:val="334155"/>
+                <w:color w:val="2B3849"/>
                 <w:sz w:val="19"/>
               </w:rPr>
               <w:t>If a client cancels with less than 24 hours’ notice after you are dispatched, a cancellation fee may apply as agreed.</w:t>
@@ -3996,7 +3996,7 @@
                 <w:rFonts w:ascii="Calibri" w:hAnsi="Calibri"/>
                 <w:b w:val="0"/>
                 <w:i w:val="0"/>
-                <w:color w:val="334155"/>
+                <w:color w:val="2B3849"/>
                 <w:sz w:val="19"/>
               </w:rPr>
               <w:t>Any change to price, scope or timing must be confirmed by Vyntra in writing.</w:t>
@@ -4061,7 +4061,7 @@
                 <w:rFonts w:ascii="Calibri" w:hAnsi="Calibri"/>
                 <w:b w:val="0"/>
                 <w:i w:val="0"/>
-                <w:color w:val="334155"/>
+                <w:color w:val="2B3849"/>
                 <w:sz w:val="19"/>
               </w:rPr>
               <w:t>You are engaged and paid by Vyntra, not the client. Provided you have completed the work to standard and invoiced correctly, you are paid on our standard terms regardless of whether the client has paid us. Never chase payment directly from a client.</w:t>
@@ -4296,7 +4296,7 @@
                 <w:rFonts w:ascii="Calibri" w:hAnsi="Calibri"/>
                 <w:b w:val="0"/>
                 <w:i w:val="0"/>
-                <w:color w:val="334155"/>
+                <w:color w:val="2B3849"/>
                 <w:sz w:val="19"/>
               </w:rPr>
               <w:t>Mandatory</w:t>
@@ -4370,7 +4370,7 @@
                 <w:rFonts w:ascii="Calibri" w:hAnsi="Calibri"/>
                 <w:b w:val="0"/>
                 <w:i w:val="0"/>
-                <w:color w:val="334155"/>
+                <w:color w:val="2B3849"/>
                 <w:sz w:val="19"/>
               </w:rPr>
               <w:t>Mandatory</w:t>
@@ -4441,7 +4441,7 @@
                 <w:rFonts w:ascii="Calibri" w:hAnsi="Calibri"/>
                 <w:b w:val="0"/>
                 <w:i w:val="0"/>
-                <w:color w:val="334155"/>
+                <w:color w:val="2B3849"/>
                 <w:sz w:val="19"/>
               </w:rPr>
               <w:t>Mandatory</w:t>
@@ -4515,7 +4515,7 @@
                 <w:rFonts w:ascii="Calibri" w:hAnsi="Calibri"/>
                 <w:b w:val="0"/>
                 <w:i w:val="0"/>
-                <w:color w:val="334155"/>
+                <w:color w:val="2B3849"/>
                 <w:sz w:val="19"/>
               </w:rPr>
               <w:t>If applicable</w:t>
@@ -4586,7 +4586,7 @@
                 <w:rFonts w:ascii="Calibri" w:hAnsi="Calibri"/>
                 <w:b w:val="0"/>
                 <w:i w:val="0"/>
-                <w:color w:val="334155"/>
+                <w:color w:val="2B3849"/>
                 <w:sz w:val="19"/>
               </w:rPr>
               <w:t>If required</w:t>
@@ -4660,7 +4660,7 @@
                 <w:rFonts w:ascii="Calibri" w:hAnsi="Calibri"/>
                 <w:b w:val="0"/>
                 <w:i w:val="0"/>
-                <w:color w:val="334155"/>
+                <w:color w:val="2B3849"/>
                 <w:sz w:val="19"/>
               </w:rPr>
               <w:t>If required</w:t>
@@ -4731,7 +4731,7 @@
                 <w:rFonts w:ascii="Calibri" w:hAnsi="Calibri"/>
                 <w:b w:val="0"/>
                 <w:i w:val="0"/>
-                <w:color w:val="334155"/>
+                <w:color w:val="2B3849"/>
                 <w:sz w:val="19"/>
               </w:rPr>
               <w:t>Mandatory</w:t>
@@ -4805,7 +4805,7 @@
                 <w:rFonts w:ascii="Calibri" w:hAnsi="Calibri"/>
                 <w:b w:val="0"/>
                 <w:i w:val="0"/>
-                <w:color w:val="334155"/>
+                <w:color w:val="2B3849"/>
                 <w:sz w:val="19"/>
               </w:rPr>
               <w:t>Mandatory</w:t>
@@ -4866,7 +4866,7 @@
                 <w:rFonts w:ascii="Calibri" w:hAnsi="Calibri"/>
                 <w:b w:val="0"/>
                 <w:i w:val="0"/>
-                <w:color w:val="334155"/>
+                <w:color w:val="2B3849"/>
                 <w:sz w:val="19"/>
               </w:rPr>
               <w:t>Attach clear PDF or photo copies to info@vyntrapropertyservices.com or upload them through your subcontractor portal. Keep insurance and checks current — expired documents will pause your jobs until renewed.</w:t>
@@ -5053,7 +5053,7 @@
                 <w:rFonts w:ascii="Calibri" w:hAnsi="Calibri"/>
                 <w:b w:val="0"/>
                 <w:i w:val="0"/>
-                <w:color w:val="334155"/>
+                <w:color w:val="2B3849"/>
                 <w:sz w:val="19"/>
               </w:rPr>
               <w:t>Vyntra Property Services</w:t>
@@ -5103,7 +5103,7 @@
                 <w:rFonts w:ascii="Calibri" w:hAnsi="Calibri"/>
                 <w:b w:val="0"/>
                 <w:i w:val="0"/>
-                <w:color w:val="334155"/>
+                <w:color w:val="2B3849"/>
                 <w:sz w:val="19"/>
               </w:rPr>
               <w:t>69 252 402 831</w:t>
@@ -5151,7 +5151,7 @@
                 <w:rFonts w:ascii="Calibri" w:hAnsi="Calibri"/>
                 <w:b w:val="0"/>
                 <w:i w:val="0"/>
-                <w:color w:val="334155"/>
+                <w:color w:val="2B3849"/>
                 <w:sz w:val="19"/>
               </w:rPr>
               <w:t>As named on the signed declaration</w:t>
@@ -5201,7 +5201,7 @@
                 <w:rFonts w:ascii="Calibri" w:hAnsi="Calibri"/>
                 <w:b w:val="0"/>
                 <w:i w:val="0"/>
-                <w:color w:val="334155"/>
+                <w:color w:val="2B3849"/>
                 <w:sz w:val="19"/>
               </w:rPr>
               <w:t>New South Wales, Australia</w:t>
@@ -5249,7 +5249,7 @@
           <w:rFonts w:ascii="Calibri" w:hAnsi="Calibri"/>
           <w:b w:val="0"/>
           <w:i w:val="0"/>
-          <w:color w:val="334155"/>
+          <w:color w:val="2B3849"/>
           <w:sz w:val="19"/>
         </w:rPr>
         <w:t>You are engaged as an independent contractor, not an employee, partner or agent of Vyntra. You are responsible for your own tax, superannuation, insurances and leave. Nothing in this Agreement creates an employment relationship, and you may work for others provided you meet your obligations to us.</w:t>
@@ -5289,7 +5289,7 @@
           <w:rFonts w:ascii="Calibri" w:hAnsi="Calibri"/>
           <w:b w:val="0"/>
           <w:i w:val="0"/>
-          <w:color w:val="334155"/>
+          <w:color w:val="2B3849"/>
           <w:sz w:val="19"/>
         </w:rPr>
         <w:t>Vyntra will offer you property maintenance and cleaning jobs from time to time. Each job will specify the work, location, timing and rate. You agree to perform accepted work with due care, skill and to the standards set out in this pack and any reasonable directions from Vyntra.</w:t>
@@ -5329,7 +5329,7 @@
           <w:rFonts w:ascii="Calibri" w:hAnsi="Calibri"/>
           <w:b w:val="0"/>
           <w:i w:val="0"/>
-          <w:color w:val="334155"/>
+          <w:color w:val="2B3849"/>
           <w:sz w:val="19"/>
         </w:rPr>
         <w:t>You are free to accept or decline any job offered. Once you accept a job, you commit to completing it on time and to standard, or to giving Vyntra prompt notice if you genuinely cannot, so we can arrange an alternative.</w:t>
@@ -5369,7 +5369,7 @@
           <w:rFonts w:ascii="Calibri" w:hAnsi="Calibri"/>
           <w:b w:val="0"/>
           <w:i w:val="0"/>
-          <w:color w:val="334155"/>
+          <w:color w:val="2B3849"/>
           <w:sz w:val="19"/>
         </w:rPr>
         <w:t>Unless agreed otherwise, you supply your own tools, equipment, materials and transport, and are responsible for their condition, safety and maintenance.</w:t>
@@ -5409,7 +5409,7 @@
           <w:rFonts w:ascii="Calibri" w:hAnsi="Calibri"/>
           <w:b w:val="0"/>
           <w:i w:val="0"/>
-          <w:color w:val="334155"/>
+          <w:color w:val="2B3849"/>
           <w:sz w:val="19"/>
         </w:rPr>
         <w:t>You must hold and maintain current Public Liability Insurance of at least $20 million (or another minimum Vyntra notifies you of), plus any insurance required by law for your trade — for example Workers Compensation where applicable. You agree to provide certificates of currency on request and to keep them current at all times.</w:t>
@@ -5449,7 +5449,7 @@
           <w:rFonts w:ascii="Calibri" w:hAnsi="Calibri"/>
           <w:b w:val="0"/>
           <w:i w:val="0"/>
-          <w:color w:val="334155"/>
+          <w:color w:val="2B3849"/>
           <w:sz w:val="19"/>
         </w:rPr>
         <w:t>You agree to perform all work safely, lawfully and to a professional standard, complying with all work health and safety laws and the standards in this pack. You will take reasonable care for your own safety and that of others, and stop work and notify Vyntra if a situation is unsafe.</w:t>
@@ -5489,7 +5489,7 @@
           <w:rFonts w:ascii="Calibri" w:hAnsi="Calibri"/>
           <w:b w:val="0"/>
           <w:i w:val="0"/>
-          <w:color w:val="334155"/>
+          <w:color w:val="2B3849"/>
           <w:sz w:val="19"/>
         </w:rPr>
         <w:t>You will keep confidential all non-public information you learn through your engagement — including Vyntra’s clients, pricing, methods and systems — and use it only to perform the work. This obligation continues after your engagement ends.</w:t>
@@ -5529,7 +5529,7 @@
           <w:rFonts w:ascii="Calibri" w:hAnsi="Calibri"/>
           <w:b w:val="0"/>
           <w:i w:val="0"/>
-          <w:color w:val="334155"/>
+          <w:color w:val="2B3849"/>
           <w:sz w:val="19"/>
         </w:rPr>
         <w:t>You will handle any personal information of clients and occupants in line with the Privacy Act 1988 (Cth) and Vyntra’s directions — collecting only what is needed, keeping it secure, and never disclosing or using it for any purpose other than the job.</w:t>
@@ -5619,7 +5619,7 @@
           <w:rFonts w:ascii="Calibri" w:hAnsi="Calibri"/>
           <w:b w:val="0"/>
           <w:i w:val="0"/>
-          <w:color w:val="334155"/>
+          <w:color w:val="2B3849"/>
           <w:sz w:val="19"/>
         </w:rPr>
         <w:t>During your engagement and for 12 months after it ends, you will not directly or indirectly solicit, accept or perform private work for any Vyntra client you were introduced to or serviced through Vyntra, without Vyntra’s written consent. All client opportunities must be referred back to Vyntra.</w:t>
@@ -5659,7 +5659,7 @@
           <w:rFonts w:ascii="Calibri" w:hAnsi="Calibri"/>
           <w:b w:val="0"/>
           <w:i w:val="0"/>
-          <w:color w:val="334155"/>
+          <w:color w:val="2B3849"/>
           <w:sz w:val="19"/>
         </w:rPr>
         <w:t>Any materials, photos, reports or records you create in performing the work — including before and after photos — are Vyntra’s property and may be used by Vyntra for service delivery, quality and marketing. You grant Vyntra a perpetual licence to use them for these purposes.</w:t>
@@ -5699,7 +5699,7 @@
           <w:rFonts w:ascii="Calibri" w:hAnsi="Calibri"/>
           <w:b w:val="0"/>
           <w:i w:val="0"/>
-          <w:color w:val="334155"/>
+          <w:color w:val="2B3849"/>
           <w:sz w:val="19"/>
         </w:rPr>
         <w:t>You are responsible for the work you perform and for any loss, damage or claim arising from your acts, omissions or negligence. To the extent permitted by law, you indemnify Vyntra against such claims. Nothing in this clause limits rights that cannot be excluded under the Australian Consumer Law.</w:t>
@@ -5739,7 +5739,7 @@
           <w:rFonts w:ascii="Calibri" w:hAnsi="Calibri"/>
           <w:b w:val="0"/>
           <w:i w:val="0"/>
-          <w:color w:val="334155"/>
+          <w:color w:val="2B3849"/>
           <w:sz w:val="19"/>
         </w:rPr>
         <w:t>Either party may end this Agreement at any time by giving reasonable notice in writing. Vyntra may suspend or end your engagement immediately for a serious breach — including a breach of the Code of Conduct, safety, confidentiality or non-solicitation terms. Ending the Agreement does not affect rights or payments accrued beforehand.</w:t>
@@ -5779,7 +5779,7 @@
           <w:rFonts w:ascii="Calibri" w:hAnsi="Calibri"/>
           <w:b w:val="0"/>
           <w:i w:val="0"/>
-          <w:color w:val="334155"/>
+          <w:color w:val="2B3849"/>
           <w:sz w:val="19"/>
         </w:rPr>
         <w:t>You will not subcontract, assign or transfer a Vyntra job to anyone else without Vyntra’s prior written consent. Accepted jobs are personal to you and the team we have approved.</w:t>
@@ -5819,7 +5819,7 @@
           <w:rFonts w:ascii="Calibri" w:hAnsi="Calibri"/>
           <w:b w:val="0"/>
           <w:i w:val="0"/>
-          <w:color w:val="334155"/>
+          <w:color w:val="2B3849"/>
           <w:sz w:val="19"/>
         </w:rPr>
         <w:t>If a dispute arises, both parties agree to first raise it in good faith and try to resolve it through discussion. If it cannot be resolved within a reasonable time, the parties may refer the matter to mediation before commencing legal proceedings, except where urgent relief is needed.</w:t>
@@ -5859,7 +5859,7 @@
           <w:rFonts w:ascii="Calibri" w:hAnsi="Calibri"/>
           <w:b w:val="0"/>
           <w:i w:val="0"/>
-          <w:color w:val="334155"/>
+          <w:color w:val="2B3849"/>
           <w:sz w:val="19"/>
         </w:rPr>
         <w:t>This Agreement is governed by the laws of New South Wales, Australia. The parties submit to the non-exclusive jurisdiction of the courts of New South Wales.</w:t>
@@ -5899,7 +5899,7 @@
           <w:rFonts w:ascii="Calibri" w:hAnsi="Calibri"/>
           <w:b w:val="0"/>
           <w:i w:val="0"/>
-          <w:color w:val="334155"/>
+          <w:color w:val="2B3849"/>
           <w:sz w:val="19"/>
         </w:rPr>
         <w:t>This Agreement, together with the Code of Conduct, Payment Policy and each job’s brief, forms the entire agreement between us. If any part is found to be invalid, the rest continues to apply. Vyntra may update this pack from time to time and will notify you of material changes.</w:t>
@@ -5956,7 +5956,7 @@
                 <w:rFonts w:ascii="Calibri" w:hAnsi="Calibri"/>
                 <w:b w:val="0"/>
                 <w:i w:val="0"/>
-                <w:color w:val="334155"/>
+                <w:color w:val="2B3849"/>
                 <w:sz w:val="19"/>
               </w:rPr>
               <w:t>Be safe and insured, do great work, look after our clients and their information, refer client opportunities back to us, and we will keep the jobs and payments flowing. This document is a clear summary of our working arrangement and is not legal advice.</w:t>
@@ -6055,7 +6055,7 @@
           <w:rFonts w:ascii="Calibri" w:hAnsi="Calibri"/>
           <w:b w:val="0"/>
           <w:i w:val="0"/>
-          <w:color w:val="334155"/>
+          <w:color w:val="2B3849"/>
           <w:sz w:val="19"/>
         </w:rPr>
         <w:t>Within 14 days of us receiving a correct tax invoice. Payments go out by EFT in our weekly run.</w:t>
@@ -6096,7 +6096,7 @@
           <w:rFonts w:ascii="Calibri" w:hAnsi="Calibri"/>
           <w:b w:val="0"/>
           <w:i w:val="0"/>
-          <w:color w:val="334155"/>
+          <w:color w:val="2B3849"/>
           <w:sz w:val="19"/>
         </w:rPr>
         <w:t>Yes. You choose which jobs to accept. Please respond quickly so we can offer it to someone else if needed.</w:t>
@@ -6137,7 +6137,7 @@
           <w:rFonts w:ascii="Calibri" w:hAnsi="Calibri"/>
           <w:b w:val="0"/>
           <w:i w:val="0"/>
-          <w:color w:val="334155"/>
+          <w:color w:val="2B3849"/>
           <w:sz w:val="19"/>
         </w:rPr>
         <w:t>Call ahead as soon as you know. Keep the client and Vyntra informed — a quick heads-up prevents most problems.</w:t>
@@ -6178,7 +6178,7 @@
           <w:rFonts w:ascii="Calibri" w:hAnsi="Calibri"/>
           <w:b w:val="0"/>
           <w:i w:val="0"/>
-          <w:color w:val="334155"/>
+          <w:color w:val="2B3849"/>
           <w:sz w:val="19"/>
         </w:rPr>
         <w:t>Do not start it. Get written approval from Vyntra first so the extra scope and price are agreed and you get paid for it.</w:t>
@@ -6219,7 +6219,7 @@
           <w:rFonts w:ascii="Calibri" w:hAnsi="Calibri"/>
           <w:b w:val="0"/>
           <w:i w:val="0"/>
-          <w:color w:val="334155"/>
+          <w:color w:val="2B3849"/>
           <w:sz w:val="19"/>
         </w:rPr>
         <w:t>Your Vyntra coordinator on 0451 510 026 or info@vyntrapropertyservices.com for anything job-related.</w:t>
@@ -6260,7 +6260,7 @@
           <w:rFonts w:ascii="Calibri" w:hAnsi="Calibri"/>
           <w:b w:val="0"/>
           <w:i w:val="0"/>
-          <w:color w:val="334155"/>
+          <w:color w:val="2B3849"/>
           <w:sz w:val="19"/>
         </w:rPr>
         <w:t>Stop, make the area safe, and report it to Vyntra immediately with photos. Do not attempt to hide or quietly fix damage.</w:t>
@@ -6317,7 +6317,7 @@
                 <w:rFonts w:ascii="Calibri" w:hAnsi="Calibri"/>
                 <w:b w:val="0"/>
                 <w:i w:val="0"/>
-                <w:color w:val="334155"/>
+                <w:color w:val="2B3849"/>
                 <w:sz w:val="19"/>
               </w:rPr>
               <w:t>Reach the Vyntra team on 0451 510 026 or email info@vyntrapropertyservices.com. We are here to help you do your best work.</w:t>
@@ -6416,7 +6416,7 @@
           <w:rFonts w:ascii="Calibri" w:hAnsi="Calibri"/>
           <w:b w:val="0"/>
           <w:i w:val="0"/>
-          <w:color w:val="334155"/>
+          <w:color w:val="2B3849"/>
           <w:sz w:val="20"/>
         </w:rPr>
         <w:t>I agree to the Independent Contractor Agreement</w:t>
@@ -6442,7 +6442,7 @@
           <w:rFonts w:ascii="Calibri" w:hAnsi="Calibri"/>
           <w:b w:val="0"/>
           <w:i w:val="0"/>
-          <w:color w:val="334155"/>
+          <w:color w:val="2B3849"/>
           <w:sz w:val="20"/>
         </w:rPr>
         <w:t>I agree to the Code of Conduct</w:t>
@@ -6468,7 +6468,7 @@
           <w:rFonts w:ascii="Calibri" w:hAnsi="Calibri"/>
           <w:b w:val="0"/>
           <w:i w:val="0"/>
-          <w:color w:val="334155"/>
+          <w:color w:val="2B3849"/>
           <w:sz w:val="20"/>
         </w:rPr>
         <w:t>I agree to the Payment Policy</w:t>
@@ -6494,7 +6494,7 @@
           <w:rFonts w:ascii="Calibri" w:hAnsi="Calibri"/>
           <w:b w:val="0"/>
           <w:i w:val="0"/>
-          <w:color w:val="334155"/>
+          <w:color w:val="2B3849"/>
           <w:sz w:val="20"/>
         </w:rPr>
         <w:t>I agree to the Safety Requirements</w:t>
@@ -6520,7 +6520,7 @@
           <w:rFonts w:ascii="Calibri" w:hAnsi="Calibri"/>
           <w:b w:val="0"/>
           <w:i w:val="0"/>
-          <w:color w:val="334155"/>
+          <w:color w:val="2B3849"/>
           <w:sz w:val="20"/>
         </w:rPr>
         <w:t>I agree to maintain Confidentiality</w:t>
@@ -6546,7 +6546,7 @@
           <w:rFonts w:ascii="Calibri" w:hAnsi="Calibri"/>
           <w:b w:val="0"/>
           <w:i w:val="0"/>
-          <w:color w:val="334155"/>
+          <w:color w:val="2B3849"/>
           <w:sz w:val="20"/>
         </w:rPr>
         <w:t>I agree to protect Client Privacy</w:t>
@@ -6572,7 +6572,7 @@
           <w:rFonts w:ascii="Calibri" w:hAnsi="Calibri"/>
           <w:b w:val="0"/>
           <w:i w:val="0"/>
-          <w:color w:val="334155"/>
+          <w:color w:val="2B3849"/>
           <w:sz w:val="20"/>
         </w:rPr>
         <w:t>I agree to the Non-Solicitation Policy</w:t>
@@ -6598,7 +6598,7 @@
           <w:rFonts w:ascii="Calibri" w:hAnsi="Calibri"/>
           <w:b w:val="0"/>
           <w:i w:val="0"/>
-          <w:color w:val="334155"/>
+          <w:color w:val="2B3849"/>
           <w:sz w:val="19"/>
         </w:rPr>
         <w:t>I confirm that all information and documents I have provided are accurate and current, and I understand that providing false or expired documents may result in suspension or removal from the Vyntra network.</w:t>
@@ -6654,7 +6654,7 @@
                 <w:rFonts w:ascii="Calibri" w:hAnsi="Calibri"/>
                 <w:b/>
                 <w:i w:val="0"/>
-                <w:color w:val="64748B"/>
+                <w:color w:val="475569"/>
                 <w:sz w:val="16"/>
               </w:rPr>
               <w:t>FULL NAME</w:t>
@@ -6682,7 +6682,7 @@
                 <w:rFonts w:ascii="Calibri" w:hAnsi="Calibri"/>
                 <w:b/>
                 <w:i w:val="0"/>
-                <w:color w:val="64748B"/>
+                <w:color w:val="475569"/>
                 <w:sz w:val="16"/>
               </w:rPr>
               <w:t>ABN</w:t>
@@ -6712,7 +6712,7 @@
                 <w:rFonts w:ascii="Calibri" w:hAnsi="Calibri"/>
                 <w:b/>
                 <w:i w:val="0"/>
-                <w:color w:val="64748B"/>
+                <w:color w:val="475569"/>
                 <w:sz w:val="16"/>
               </w:rPr>
               <w:t>COMPANY NAME</w:t>
@@ -6740,7 +6740,7 @@
                 <w:rFonts w:ascii="Calibri" w:hAnsi="Calibri"/>
                 <w:b/>
                 <w:i w:val="0"/>
-                <w:color w:val="64748B"/>
+                <w:color w:val="475569"/>
                 <w:sz w:val="16"/>
               </w:rPr>
               <w:t>MOBILE NUMBER</w:t>
@@ -6770,7 +6770,7 @@
                 <w:rFonts w:ascii="Calibri" w:hAnsi="Calibri"/>
                 <w:b/>
                 <w:i w:val="0"/>
-                <w:color w:val="64748B"/>
+                <w:color w:val="475569"/>
                 <w:sz w:val="16"/>
               </w:rPr>
               <w:t>EMAIL</w:t>
@@ -6798,7 +6798,7 @@
                 <w:rFonts w:ascii="Calibri" w:hAnsi="Calibri"/>
                 <w:b/>
                 <w:i w:val="0"/>
-                <w:color w:val="64748B"/>
+                <w:color w:val="475569"/>
                 <w:sz w:val="16"/>
               </w:rPr>
               <w:t>DATE</w:t>
@@ -6848,7 +6848,7 @@
                 <w:rFonts w:ascii="Calibri" w:hAnsi="Calibri"/>
                 <w:b/>
                 <w:i w:val="0"/>
-                <w:color w:val="64748B"/>
+                <w:color w:val="475569"/>
                 <w:sz w:val="16"/>
               </w:rPr>
               <w:t>SIGNATURE</w:t>
@@ -6909,7 +6909,7 @@
                 <w:rFonts w:ascii="Calibri" w:hAnsi="Calibri"/>
                 <w:b w:val="0"/>
                 <w:i w:val="0"/>
-                <w:color w:val="334155"/>
+                <w:color w:val="2B3849"/>
                 <w:sz w:val="19"/>
               </w:rPr>
               <w:t>Send the completed declaration to info@vyntrapropertyservices.com with your documents to activate your account.</w:t>
@@ -6929,7 +6929,7 @@
           <w:rFonts w:ascii="Calibri" w:hAnsi="Calibri"/>
           <w:b w:val="0"/>
           <w:i w:val="0"/>
-          <w:color w:val="64748B"/>
+          <w:color w:val="475569"/>
           <w:sz w:val="16"/>
         </w:rPr>
         <w:t>Vyntra Property Services · ABN 69 252 402 831 · Level 12, 1 Sydney Avenue, Sydney NSW · This declaration forms part of your engagement with Vyntra.</w:t>
@@ -7029,7 +7029,7 @@
           <w:rFonts w:ascii="Calibri" w:hAnsi="Calibri"/>
           <w:b w:val="0"/>
           <w:i w:val="0"/>
-          <w:color w:val="64748B"/>
+          <w:color w:val="475569"/>
           <w:sz w:val="19"/>
         </w:rPr>
         <w:t>Return your signed declaration and required documents to Vyntra.</w:t>
@@ -7064,7 +7064,7 @@
           <w:rFonts w:ascii="Calibri" w:hAnsi="Calibri"/>
           <w:b w:val="0"/>
           <w:i w:val="0"/>
-          <w:color w:val="64748B"/>
+          <w:color w:val="475569"/>
           <w:sz w:val="19"/>
         </w:rPr>
         <w:t>We check your documents, insurance and any required clearances — usually within 2–3 business days.</w:t>
@@ -7099,7 +7099,7 @@
           <w:rFonts w:ascii="Calibri" w:hAnsi="Calibri"/>
           <w:b w:val="0"/>
           <w:i w:val="0"/>
-          <w:color w:val="64748B"/>
+          <w:color w:val="475569"/>
           <w:sz w:val="19"/>
         </w:rPr>
         <w:t>Once everything checks out, we confirm that you are approved to work with Vyntra.</w:t>
@@ -7134,7 +7134,7 @@
           <w:rFonts w:ascii="Calibri" w:hAnsi="Calibri"/>
           <w:b w:val="0"/>
           <w:i w:val="0"/>
-          <w:color w:val="64748B"/>
+          <w:color w:val="475569"/>
           <w:sz w:val="19"/>
         </w:rPr>
         <w:t>We set up your subcontractor profile and add you to our active network.</w:t>
@@ -7169,7 +7169,7 @@
           <w:rFonts w:ascii="Calibri" w:hAnsi="Calibri"/>
           <w:b w:val="0"/>
           <w:i w:val="0"/>
-          <w:color w:val="64748B"/>
+          <w:color w:val="475569"/>
           <w:sz w:val="19"/>
         </w:rPr>
         <w:t>You start receiving job offers that match your trade, availability and service area.</w:t>
@@ -7226,7 +7226,7 @@
                 <w:rFonts w:ascii="Calibri" w:hAnsi="Calibri"/>
                 <w:b w:val="0"/>
                 <w:i w:val="0"/>
-                <w:color w:val="334155"/>
+                <w:color w:val="2B3849"/>
                 <w:sz w:val="19"/>
               </w:rPr>
               <w:t>If anything needs updating, we will let you know exactly what is required — so nothing holds up your start.</w:t>
@@ -7481,7 +7481,7 @@
     <w:r>
       <w:drawing>
         <wp:inline xmlns:a="http://schemas.openxmlformats.org/drawingml/2006/main" xmlns:pic="http://schemas.openxmlformats.org/drawingml/2006/picture">
-          <wp:extent cx="1035556" cy="216000"/>
+          <wp:extent cx="1006225" cy="216000"/>
           <wp:docPr id="1" name="Picture 1"/>
           <wp:cNvGraphicFramePr>
             <a:graphicFrameLocks noChangeAspect="1"/>
@@ -7502,7 +7502,7 @@
                 <pic:spPr>
                   <a:xfrm>
                     <a:off x="0" y="0"/>
-                    <a:ext cx="1035556" cy="216000"/>
+                    <a:ext cx="1006225" cy="216000"/>
                   </a:xfrm>
                   <a:prstGeom prst="rect"/>
                 </pic:spPr>
@@ -7515,7 +7515,7 @@
     <w:r>
       <w:rPr>
         <w:rFonts w:ascii="Calibri" w:hAnsi="Calibri"/>
-        <w:color w:val="64748B"/>
+        <w:color w:val="475569"/>
         <w:sz w:val="16"/>
       </w:rPr>
       <w:t xml:space="preserve">   Subcontractor Onboarding Pack</w:t>
@@ -7889,7 +7889,7 @@
     <w:rsid w:val="00FC693F"/>
     <w:rPr>
       <w:rFonts w:ascii="Calibri" w:hAnsi="Calibri"/>
-      <w:color w:val="334155"/>
+      <w:color w:val="2B3849"/>
       <w:sz w:val="21"/>
     </w:rPr>
   </w:style>

--- a/onboarding-pack/dist/Vyntra-Subcontractor-Onboarding-Pack.docx
+++ b/onboarding-pack/dist/Vyntra-Subcontractor-Onboarding-Pack.docx
@@ -41,7 +41,7 @@
             <w:r>
               <w:drawing>
                 <wp:inline xmlns:a="http://schemas.openxmlformats.org/drawingml/2006/main" xmlns:pic="http://schemas.openxmlformats.org/drawingml/2006/picture">
-                  <wp:extent cx="3240000" cy="695510"/>
+                  <wp:extent cx="3240000" cy="703180"/>
                   <wp:docPr id="1" name="Picture 1"/>
                   <wp:cNvGraphicFramePr>
                     <a:graphicFrameLocks noChangeAspect="1"/>
@@ -62,7 +62,7 @@
                         <pic:spPr>
                           <a:xfrm>
                             <a:off x="0" y="0"/>
-                            <a:ext cx="3240000" cy="695510"/>
+                            <a:ext cx="3240000" cy="703180"/>
                           </a:xfrm>
                           <a:prstGeom prst="rect"/>
                         </pic:spPr>
@@ -7481,7 +7481,7 @@
     <w:r>
       <w:drawing>
         <wp:inline xmlns:a="http://schemas.openxmlformats.org/drawingml/2006/main" xmlns:pic="http://schemas.openxmlformats.org/drawingml/2006/picture">
-          <wp:extent cx="1006225" cy="216000"/>
+          <wp:extent cx="995250" cy="216000"/>
           <wp:docPr id="1" name="Picture 1"/>
           <wp:cNvGraphicFramePr>
             <a:graphicFrameLocks noChangeAspect="1"/>
@@ -7490,7 +7490,7 @@
             <a:graphicData uri="http://schemas.openxmlformats.org/drawingml/2006/picture">
               <pic:pic>
                 <pic:nvPicPr>
-                  <pic:cNvPr id="0" name="logo-light.png"/>
+                  <pic:cNvPr id="0" name="logo-on-navy.png"/>
                   <pic:cNvPicPr/>
                 </pic:nvPicPr>
                 <pic:blipFill>
@@ -7502,7 +7502,7 @@
                 <pic:spPr>
                   <a:xfrm>
                     <a:off x="0" y="0"/>
-                    <a:ext cx="1006225" cy="216000"/>
+                    <a:ext cx="995250" cy="216000"/>
                   </a:xfrm>
                   <a:prstGeom prst="rect"/>
                 </pic:spPr>

--- a/onboarding-pack/dist/Vyntra-Subcontractor-Onboarding-Pack.docx
+++ b/onboarding-pack/dist/Vyntra-Subcontractor-Onboarding-Pack.docx
@@ -7481,7 +7481,7 @@
     <w:r>
       <w:drawing>
         <wp:inline xmlns:a="http://schemas.openxmlformats.org/drawingml/2006/main" xmlns:pic="http://schemas.openxmlformats.org/drawingml/2006/picture">
-          <wp:extent cx="995250" cy="216000"/>
+          <wp:extent cx="1409938" cy="306000"/>
           <wp:docPr id="1" name="Picture 1"/>
           <wp:cNvGraphicFramePr>
             <a:graphicFrameLocks noChangeAspect="1"/>
@@ -7502,7 +7502,7 @@
                 <pic:spPr>
                   <a:xfrm>
                     <a:off x="0" y="0"/>
-                    <a:ext cx="995250" cy="216000"/>
+                    <a:ext cx="1409938" cy="306000"/>
                   </a:xfrm>
                   <a:prstGeom prst="rect"/>
                 </pic:spPr>

--- a/onboarding-pack/dist/Vyntra-Subcontractor-Onboarding-Pack.docx
+++ b/onboarding-pack/dist/Vyntra-Subcontractor-Onboarding-Pack.docx
@@ -776,7 +776,7 @@
           <w:color w:val="0F172A"/>
           <w:sz w:val="21"/>
         </w:rPr>
-        <w:t xml:space="preserve">Subcontractor receives job  —  </w:t>
+        <w:t xml:space="preserve">Allocated to your availability  —  </w:t>
       </w:r>
       <w:r>
         <w:rPr>
@@ -786,7 +786,7 @@
           <w:color w:val="475569"/>
           <w:sz w:val="19"/>
         </w:rPr>
-        <w:t>You get the full brief, address and access details.</w:t>
+        <w:t>We book the job into your nominated working days and send the brief, address and access details.</w:t>
       </w:r>
     </w:p>
     <w:p>
@@ -811,7 +811,7 @@
           <w:color w:val="0F172A"/>
           <w:sz w:val="21"/>
         </w:rPr>
-        <w:t xml:space="preserve">Accept or decline  —  </w:t>
+        <w:t xml:space="preserve">Attend the scheduled job  —  </w:t>
       </w:r>
       <w:r>
         <w:rPr>
@@ -821,7 +821,7 @@
           <w:color w:val="475569"/>
           <w:sz w:val="19"/>
         </w:rPr>
-        <w:t>Confirm promptly so we can plan with confidence.</w:t>
+        <w:t>Turn up at the booked time, ready to complete the work.</w:t>
       </w:r>
     </w:p>
     <w:p>
@@ -1053,7 +1053,72 @@
                 <w:color w:val="2B3849"/>
                 <w:sz w:val="19"/>
               </w:rPr>
-              <w:t>Fast acceptance, clean photos and a correct invoice are the three things that get you paid sooner.</w:t>
+              <w:t>Reliable attendance, clean photos and a correct invoice are the three things that get you paid sooner.</w:t>
+            </w:r>
+          </w:p>
+        </w:tc>
+      </w:tr>
+    </w:tbl>
+    <w:p>
+      <w:pPr>
+        <w:spacing w:after="40"/>
+      </w:pPr>
+    </w:p>
+    <w:tbl>
+      <w:tblPr>
+        <w:tblW w:type="auto" w:w="0"/>
+        <w:jc w:val="center"/>
+        <w:tblLook w:firstColumn="1" w:firstRow="1" w:lastColumn="0" w:lastRow="0" w:noHBand="0" w:noVBand="1" w:val="04A0"/>
+        <w:tblBorders>
+          <w:top w:val="single" w:sz="4" w:color="334155"/>
+          <w:left w:val="single" w:sz="4" w:color="334155"/>
+          <w:bottom w:val="single" w:sz="4" w:color="334155"/>
+          <w:right w:val="single" w:sz="4" w:color="334155"/>
+          <w:insideH w:val="single" w:sz="4" w:color="334155"/>
+          <w:insideV w:val="single" w:sz="4" w:color="334155"/>
+        </w:tblBorders>
+      </w:tblPr>
+      <w:tblGrid>
+        <w:gridCol w:w="9638"/>
+      </w:tblGrid>
+      <w:tr>
+        <w:tc>
+          <w:tcPr>
+            <w:tcW w:type="dxa" w:w="9638"/>
+            <w:shd w:val="clear" w:fill="0F172A"/>
+            <w:tcMar>
+              <w:top w:w="120" w:type="dxa"/>
+              <w:bottom w:w="120" w:type="dxa"/>
+              <w:start w:w="160" w:type="dxa"/>
+              <w:end w:w="160" w:type="dxa"/>
+            </w:tcMar>
+          </w:tcPr>
+          <w:p>
+            <w:pPr>
+              <w:spacing w:after="40"/>
+            </w:pPr>
+            <w:r/>
+            <w:r>
+              <w:rPr>
+                <w:rFonts w:ascii="Calibri" w:hAnsi="Calibri"/>
+                <w:b/>
+                <w:i w:val="0"/>
+                <w:color w:val="D4AF37"/>
+                <w:sz w:val="21"/>
+              </w:rPr>
+              <w:t>How scheduling works — availability, not accept/decline</w:t>
+            </w:r>
+          </w:p>
+          <w:p>
+            <w:r>
+              <w:rPr>
+                <w:rFonts w:ascii="Calibri" w:hAnsi="Calibri"/>
+                <w:b w:val="0"/>
+                <w:i w:val="0"/>
+                <w:color w:val="CBD5E1"/>
+                <w:sz w:val="19"/>
+              </w:rPr>
+              <w:t>You remain an independent contractor and set your own availability. You give Vyntra the days you are available to work, and we schedule and allocate jobs within those days. Once a job is booked inside your nominated availability, you are committed to attend and complete it — unless exceptional circumstances arise, in which case you must notify Vyntra in advance. Need leave or a change to your days? Let us know ahead of time so we book around it.</w:t>
             </w:r>
           </w:p>
         </w:tc>
@@ -1483,7 +1548,7 @@
           <w:color w:val="0F172A"/>
           <w:sz w:val="26"/>
         </w:rPr>
-        <w:t>Punctuality</w:t>
+        <w:t>Availability &amp; attendance</w:t>
       </w:r>
     </w:p>
     <w:p>
@@ -1509,7 +1574,7 @@
           <w:color w:val="2B3849"/>
           <w:sz w:val="20"/>
         </w:rPr>
-        <w:t>Arrive within the agreed appointment window.</w:t>
+        <w:t>Keep your nominated availability up to date with Vyntra.</w:t>
       </w:r>
     </w:p>
     <w:p>
@@ -1535,7 +1600,7 @@
           <w:color w:val="2B3849"/>
           <w:sz w:val="20"/>
         </w:rPr>
-        <w:t>Call ahead immediately if you are going to be late.</w:t>
+        <w:t>Attend every job booked within your available days.</w:t>
       </w:r>
     </w:p>
     <w:p>
@@ -1561,7 +1626,7 @@
           <w:color w:val="2B3849"/>
           <w:sz w:val="20"/>
         </w:rPr>
-        <w:t>Allow enough time to complete the job properly.</w:t>
+        <w:t>Arrive within the agreed window; call ahead if you will be late.</w:t>
       </w:r>
     </w:p>
     <w:p>
@@ -1587,7 +1652,7 @@
           <w:color w:val="2B3849"/>
           <w:sz w:val="20"/>
         </w:rPr>
-        <w:t>Respect the client’s time as much as your own.</w:t>
+        <w:t>Give Vyntra as much notice as possible if you can’t attend.</w:t>
       </w:r>
     </w:p>
     <w:tbl>
@@ -3951,7 +4016,7 @@
                 <w:color w:val="2B3849"/>
                 <w:sz w:val="19"/>
               </w:rPr>
-              <w:t>If a client cancels with less than 24 hours’ notice after you are dispatched, a cancellation fee may apply as agreed.</w:t>
+              <w:t>If a client cancels a scheduled job at short notice, a cancellation fee may apply as agreed. If you can’t attend a scheduled job, submit an unavailability notice as early as possible (see Code of Conduct).</w:t>
             </w:r>
           </w:p>
         </w:tc>
@@ -4349,7 +4414,7 @@
                 <w:color w:val="0F172A"/>
                 <w:sz w:val="19"/>
               </w:rPr>
-              <w:t>Public Liability Insurance — current certificate, minimum $20 million</w:t>
+              <w:t>Availability — your regular working days</w:t>
             </w:r>
           </w:p>
         </w:tc>
@@ -4421,7 +4486,7 @@
                 <w:color w:val="0F172A"/>
                 <w:sz w:val="19"/>
               </w:rPr>
-              <w:t>Driver Licence — front &amp; back</w:t>
+              <w:t>Public Liability Insurance — current certificate, minimum $20 million</w:t>
             </w:r>
           </w:p>
         </w:tc>
@@ -4494,7 +4559,7 @@
                 <w:color w:val="0F172A"/>
                 <w:sz w:val="19"/>
               </w:rPr>
-              <w:t>White Card — construction induction</w:t>
+              <w:t>Driver Licence — front &amp; back</w:t>
             </w:r>
           </w:p>
         </w:tc>
@@ -4518,7 +4583,7 @@
                 <w:color w:val="2B3849"/>
                 <w:sz w:val="19"/>
               </w:rPr>
-              <w:t>If applicable</w:t>
+              <w:t>Mandatory</w:t>
             </w:r>
           </w:p>
         </w:tc>
@@ -4566,7 +4631,152 @@
                 <w:color w:val="0F172A"/>
                 <w:sz w:val="19"/>
               </w:rPr>
+              <w:t>White Card — construction induction</w:t>
+            </w:r>
+          </w:p>
+        </w:tc>
+        <w:tc>
+          <w:tcPr>
+            <w:tcW w:type="dxa" w:w="2948"/>
+            <w:tcMar>
+              <w:top w:w="80" w:type="dxa"/>
+              <w:bottom w:w="80" w:type="dxa"/>
+              <w:start w:w="120" w:type="dxa"/>
+              <w:end w:w="120" w:type="dxa"/>
+            </w:tcMar>
+          </w:tcPr>
+          <w:p>
+            <w:r>
+              <w:rPr>
+                <w:rFonts w:ascii="Calibri" w:hAnsi="Calibri"/>
+                <w:b w:val="0"/>
+                <w:i w:val="0"/>
+                <w:color w:val="2B3849"/>
+                <w:sz w:val="19"/>
+              </w:rPr>
+              <w:t>If applicable</w:t>
+            </w:r>
+          </w:p>
+        </w:tc>
+      </w:tr>
+      <w:tr>
+        <w:tc>
+          <w:tcPr>
+            <w:tcW w:type="dxa" w:w="680"/>
+            <w:shd w:val="clear" w:fill="F8FAFC"/>
+            <w:tcMar>
+              <w:top w:w="80" w:type="dxa"/>
+              <w:bottom w:w="80" w:type="dxa"/>
+              <w:start w:w="120" w:type="dxa"/>
+              <w:end w:w="120" w:type="dxa"/>
+            </w:tcMar>
+          </w:tcPr>
+          <w:p>
+            <w:r>
+              <w:rPr>
+                <w:rFonts w:ascii="Calibri" w:hAnsi="Calibri"/>
+                <w:b w:val="0"/>
+                <w:i w:val="0"/>
+                <w:color w:val="0F172A"/>
+                <w:sz w:val="26"/>
+              </w:rPr>
+              <w:t>☐</w:t>
+            </w:r>
+          </w:p>
+        </w:tc>
+        <w:tc>
+          <w:tcPr>
+            <w:tcW w:type="dxa" w:w="6009"/>
+            <w:shd w:val="clear" w:fill="F8FAFC"/>
+            <w:tcMar>
+              <w:top w:w="80" w:type="dxa"/>
+              <w:bottom w:w="80" w:type="dxa"/>
+              <w:start w:w="120" w:type="dxa"/>
+              <w:end w:w="120" w:type="dxa"/>
+            </w:tcMar>
+          </w:tcPr>
+          <w:p>
+            <w:r>
+              <w:rPr>
+                <w:rFonts w:ascii="Calibri" w:hAnsi="Calibri"/>
+                <w:b/>
+                <w:i w:val="0"/>
+                <w:color w:val="0F172A"/>
+                <w:sz w:val="19"/>
+              </w:rPr>
               <w:t>Police Check — national criminal history</w:t>
+            </w:r>
+          </w:p>
+        </w:tc>
+        <w:tc>
+          <w:tcPr>
+            <w:tcW w:type="dxa" w:w="2948"/>
+            <w:shd w:val="clear" w:fill="F8FAFC"/>
+            <w:tcMar>
+              <w:top w:w="80" w:type="dxa"/>
+              <w:bottom w:w="80" w:type="dxa"/>
+              <w:start w:w="120" w:type="dxa"/>
+              <w:end w:w="120" w:type="dxa"/>
+            </w:tcMar>
+          </w:tcPr>
+          <w:p>
+            <w:r>
+              <w:rPr>
+                <w:rFonts w:ascii="Calibri" w:hAnsi="Calibri"/>
+                <w:b w:val="0"/>
+                <w:i w:val="0"/>
+                <w:color w:val="2B3849"/>
+                <w:sz w:val="19"/>
+              </w:rPr>
+              <w:t>If required</w:t>
+            </w:r>
+          </w:p>
+        </w:tc>
+      </w:tr>
+      <w:tr>
+        <w:tc>
+          <w:tcPr>
+            <w:tcW w:type="dxa" w:w="680"/>
+            <w:tcMar>
+              <w:top w:w="80" w:type="dxa"/>
+              <w:bottom w:w="80" w:type="dxa"/>
+              <w:start w:w="120" w:type="dxa"/>
+              <w:end w:w="120" w:type="dxa"/>
+            </w:tcMar>
+          </w:tcPr>
+          <w:p>
+            <w:r>
+              <w:rPr>
+                <w:rFonts w:ascii="Calibri" w:hAnsi="Calibri"/>
+                <w:b w:val="0"/>
+                <w:i w:val="0"/>
+                <w:color w:val="0F172A"/>
+                <w:sz w:val="26"/>
+              </w:rPr>
+              <w:t>☐</w:t>
+            </w:r>
+          </w:p>
+        </w:tc>
+        <w:tc>
+          <w:tcPr>
+            <w:tcW w:type="dxa" w:w="6009"/>
+            <w:tcMar>
+              <w:top w:w="80" w:type="dxa"/>
+              <w:bottom w:w="80" w:type="dxa"/>
+              <w:start w:w="120" w:type="dxa"/>
+              <w:end w:w="120" w:type="dxa"/>
+            </w:tcMar>
+          </w:tcPr>
+          <w:p>
+            <w:r>
+              <w:rPr>
+                <w:rFonts w:ascii="Calibri" w:hAnsi="Calibri"/>
+                <w:b/>
+                <w:i w:val="0"/>
+                <w:color w:val="0F172A"/>
+                <w:sz w:val="19"/>
+              </w:rPr>
+              <w:t>Working With Children Check</w:t>
             </w:r>
           </w:p>
         </w:tc>
@@ -4639,7 +4849,7 @@
                 <w:color w:val="0F172A"/>
                 <w:sz w:val="19"/>
               </w:rPr>
-              <w:t>Working With Children Check</w:t>
+              <w:t>Bank Details — BSB &amp; account number</w:t>
             </w:r>
           </w:p>
         </w:tc>
@@ -4663,7 +4873,7 @@
                 <w:color w:val="2B3849"/>
                 <w:sz w:val="19"/>
               </w:rPr>
-              <w:t>If required</w:t>
+              <w:t>Mandatory</w:t>
             </w:r>
           </w:p>
         </w:tc>
@@ -4711,79 +4921,6 @@
                 <w:color w:val="0F172A"/>
                 <w:sz w:val="19"/>
               </w:rPr>
-              <w:t>Bank Details — BSB &amp; account number</w:t>
-            </w:r>
-          </w:p>
-        </w:tc>
-        <w:tc>
-          <w:tcPr>
-            <w:tcW w:type="dxa" w:w="2948"/>
-            <w:tcMar>
-              <w:top w:w="80" w:type="dxa"/>
-              <w:bottom w:w="80" w:type="dxa"/>
-              <w:start w:w="120" w:type="dxa"/>
-              <w:end w:w="120" w:type="dxa"/>
-            </w:tcMar>
-          </w:tcPr>
-          <w:p>
-            <w:r>
-              <w:rPr>
-                <w:rFonts w:ascii="Calibri" w:hAnsi="Calibri"/>
-                <w:b w:val="0"/>
-                <w:i w:val="0"/>
-                <w:color w:val="2B3849"/>
-                <w:sz w:val="19"/>
-              </w:rPr>
-              <w:t>Mandatory</w:t>
-            </w:r>
-          </w:p>
-        </w:tc>
-      </w:tr>
-      <w:tr>
-        <w:tc>
-          <w:tcPr>
-            <w:tcW w:type="dxa" w:w="680"/>
-            <w:shd w:val="clear" w:fill="F8FAFC"/>
-            <w:tcMar>
-              <w:top w:w="80" w:type="dxa"/>
-              <w:bottom w:w="80" w:type="dxa"/>
-              <w:start w:w="120" w:type="dxa"/>
-              <w:end w:w="120" w:type="dxa"/>
-            </w:tcMar>
-          </w:tcPr>
-          <w:p>
-            <w:r>
-              <w:rPr>
-                <w:rFonts w:ascii="Calibri" w:hAnsi="Calibri"/>
-                <w:b w:val="0"/>
-                <w:i w:val="0"/>
-                <w:color w:val="0F172A"/>
-                <w:sz w:val="26"/>
-              </w:rPr>
-              <w:t>☐</w:t>
-            </w:r>
-          </w:p>
-        </w:tc>
-        <w:tc>
-          <w:tcPr>
-            <w:tcW w:type="dxa" w:w="6009"/>
-            <w:shd w:val="clear" w:fill="F8FAFC"/>
-            <w:tcMar>
-              <w:top w:w="80" w:type="dxa"/>
-              <w:bottom w:w="80" w:type="dxa"/>
-              <w:start w:w="120" w:type="dxa"/>
-              <w:end w:w="120" w:type="dxa"/>
-            </w:tcMar>
-          </w:tcPr>
-          <w:p>
-            <w:r>
-              <w:rPr>
-                <w:rFonts w:ascii="Calibri" w:hAnsi="Calibri"/>
-                <w:b/>
-                <w:i w:val="0"/>
-                <w:color w:val="0F172A"/>
-                <w:sz w:val="19"/>
-              </w:rPr>
               <w:t>Emergency Contact — name &amp; phone</w:t>
             </w:r>
           </w:p>
@@ -4791,7 +4928,6 @@
         <w:tc>
           <w:tcPr>
             <w:tcW w:type="dxa" w:w="2948"/>
-            <w:shd w:val="clear" w:fill="F8FAFC"/>
             <w:tcMar>
               <w:top w:w="80" w:type="dxa"/>
               <w:bottom w:w="80" w:type="dxa"/>
@@ -5292,7 +5428,7 @@
           <w:color w:val="2B3849"/>
           <w:sz w:val="19"/>
         </w:rPr>
-        <w:t>Vyntra will offer you property maintenance and cleaning jobs from time to time. Each job will specify the work, location, timing and rate. You agree to perform accepted work with due care, skill and to the standards set out in this pack and any reasonable directions from Vyntra.</w:t>
+        <w:t>Vyntra will schedule property maintenance and cleaning jobs to you within your nominated availability from time to time. Each job will specify the work, location, timing and rate. You agree to perform allocated work with due care, skill and to the standards set out in this pack and any reasonable directions from Vyntra.</w:t>
       </w:r>
     </w:p>
     <w:p>
@@ -5317,7 +5453,7 @@
           <w:color w:val="0F172A"/>
           <w:sz w:val="21"/>
         </w:rPr>
-        <w:t>Acceptance of jobs</w:t>
+        <w:t>Availability &amp; attendance</w:t>
       </w:r>
     </w:p>
     <w:p>
@@ -5332,7 +5468,7 @@
           <w:color w:val="2B3849"/>
           <w:sz w:val="19"/>
         </w:rPr>
-        <w:t>You are free to accept or decline any job offered. Once you accept a job, you commit to completing it on time and to standard, or to giving Vyntra prompt notice if you genuinely cannot, so we can arrange an alternative.</w:t>
+        <w:t>You provide Vyntra with your regular availability, and Vyntra schedules and allocates jobs within those nominated days. Once a job is allocated within your available hours, you are expected to attend and complete it on time and to standard. You remain an independent contractor and control your own availability; however, by nominating your availability you commit to attend jobs scheduled within it. If exceptional circumstances prevent attendance, you must notify Vyntra as soon as possible with a cancellation or unavailability notice and a reasonable explanation. Planned leave or changes to your availability must be notified in advance. Repeated late cancellations, no-shows or inadequate notice may affect future allocations and may lead to suspension or termination.</w:t>
       </w:r>
     </w:p>
     <w:p>
@@ -5782,7 +5918,7 @@
           <w:color w:val="2B3849"/>
           <w:sz w:val="19"/>
         </w:rPr>
-        <w:t>You will not subcontract, assign or transfer a Vyntra job to anyone else without Vyntra’s prior written consent. Accepted jobs are personal to you and the team we have approved.</w:t>
+        <w:t>You will not subcontract, assign or transfer a Vyntra job to anyone else without Vyntra’s prior written consent. Allocated jobs are personal to you and the team we have approved.</w:t>
       </w:r>
     </w:p>
     <w:p>
@@ -6083,7 +6219,7 @@
           <w:color w:val="0F172A"/>
           <w:sz w:val="21"/>
         </w:rPr>
-        <w:t>Can I decline jobs?</w:t>
+        <w:t>How does scheduling work?</w:t>
       </w:r>
     </w:p>
     <w:p>
@@ -6099,7 +6235,7 @@
           <w:color w:val="2B3849"/>
           <w:sz w:val="19"/>
         </w:rPr>
-        <w:t>Yes. You choose which jobs to accept. Please respond quickly so we can offer it to someone else if needed.</w:t>
+        <w:t>You give Vyntra your regular availability and we book jobs into those days. Once a job is scheduled within your available hours, you are expected to attend and complete it.</w:t>
       </w:r>
     </w:p>
     <w:p>
@@ -6124,7 +6260,7 @@
           <w:color w:val="0F172A"/>
           <w:sz w:val="21"/>
         </w:rPr>
-        <w:t>What if I am running late?</w:t>
+        <w:t>What if I can’t make a scheduled job?</w:t>
       </w:r>
     </w:p>
     <w:p>
@@ -6140,7 +6276,7 @@
           <w:color w:val="2B3849"/>
           <w:sz w:val="19"/>
         </w:rPr>
-        <w:t>Call ahead as soon as you know. Keep the client and Vyntra informed — a quick heads-up prevents most problems.</w:t>
+        <w:t>Tell Vyntra as soon as possible and submit an unavailability notice with the reason. If you are just running late, call ahead. Repeated short-notice cancellations or no-shows may affect future work.</w:t>
       </w:r>
     </w:p>
     <w:p>
@@ -7172,7 +7308,7 @@
           <w:color w:val="475569"/>
           <w:sz w:val="19"/>
         </w:rPr>
-        <w:t>You start receiving job offers that match your trade, availability and service area.</w:t>
+        <w:t>We start scheduling jobs within your nominated availability that match your trade and service area.</w:t>
       </w:r>
     </w:p>
     <w:tbl>

--- a/onboarding-pack/dist/Vyntra-Subcontractor-Onboarding-Pack.docx
+++ b/onboarding-pack/dist/Vyntra-Subcontractor-Onboarding-Pack.docx
@@ -821,7 +821,7 @@
           <w:color w:val="475569"/>
           <w:sz w:val="19"/>
         </w:rPr>
-        <w:t>Turn up at the booked time, ready to complete the work.</w:t>
+        <w:t>Once Vyntra confirms the job is approved to proceed, turn up at the booked time ready to work.</w:t>
       </w:r>
     </w:p>
     <w:p>
@@ -2507,7 +2507,7 @@
           <w:color w:val="2B3849"/>
           <w:sz w:val="20"/>
         </w:rPr>
-        <w:t>Soliciting clients for private or cash-in-hand work.</w:t>
+        <w:t>Requesting or accepting payment directly from a customer.</w:t>
       </w:r>
     </w:p>
     <w:p>
@@ -2533,7 +2533,7 @@
           <w:color w:val="2B3849"/>
           <w:sz w:val="20"/>
         </w:rPr>
-        <w:t>Dishonesty, theft or misuse of client property.</w:t>
+        <w:t>Starting work before Vyntra confirms approval to proceed.</w:t>
       </w:r>
     </w:p>
     <w:p>
@@ -2559,7 +2559,7 @@
           <w:color w:val="2B3849"/>
           <w:sz w:val="20"/>
         </w:rPr>
-        <w:t>Aggressive, threatening or discriminatory conduct.</w:t>
+        <w:t>Soliciting clients for private or cash-in-hand work.</w:t>
       </w:r>
     </w:p>
     <w:p>
@@ -2585,7 +2585,7 @@
           <w:color w:val="2B3849"/>
           <w:sz w:val="20"/>
         </w:rPr>
-        <w:t>Sharing client data or images without consent.</w:t>
+        <w:t>Dishonesty, theft or misuse of client property.</w:t>
       </w:r>
     </w:p>
     <w:p>
@@ -2611,7 +2611,7 @@
           <w:color w:val="2B3849"/>
           <w:sz w:val="20"/>
         </w:rPr>
-        <w:t>Working while impaired by alcohol or drugs.</w:t>
+        <w:t>Aggressive, threatening or discriminatory conduct.</w:t>
       </w:r>
     </w:p>
     <w:p>
@@ -2637,7 +2637,7 @@
           <w:color w:val="2B3849"/>
           <w:sz w:val="20"/>
         </w:rPr>
-        <w:t>Subcontracting a Vyntra job without our approval.</w:t>
+        <w:t>Sharing client data or images without consent.</w:t>
       </w:r>
     </w:p>
     <w:p>
@@ -2663,7 +2663,7 @@
           <w:color w:val="2B3849"/>
           <w:sz w:val="20"/>
         </w:rPr>
-        <w:t>Unsafe work practices or ignoring site safety.</w:t>
+        <w:t>Working while impaired by alcohol or drugs.</w:t>
       </w:r>
     </w:p>
     <w:p>
@@ -2689,7 +2689,59 @@
           <w:color w:val="2B3849"/>
           <w:sz w:val="20"/>
         </w:rPr>
-        <w:t>Falsifying photos, invoices or job records.</w:t>
+        <w:t>Subcontracting a Vyntra job without our approval.</w:t>
+      </w:r>
+    </w:p>
+    <w:p>
+      <w:pPr>
+        <w:spacing w:after="60"/>
+        <w:ind w:left="227"/>
+      </w:pPr>
+      <w:r>
+        <w:rPr>
+          <w:rFonts w:ascii="Calibri" w:hAnsi="Calibri"/>
+          <w:b/>
+          <w:i w:val="0"/>
+          <w:color w:val="B8932B"/>
+          <w:sz w:val="21"/>
+        </w:rPr>
+        <w:t xml:space="preserve">✖  </w:t>
+      </w:r>
+      <w:r>
+        <w:rPr>
+          <w:rFonts w:ascii="Calibri" w:hAnsi="Calibri"/>
+          <w:b w:val="0"/>
+          <w:i w:val="0"/>
+          <w:color w:val="2B3849"/>
+          <w:sz w:val="20"/>
+        </w:rPr>
+        <w:t>Unsafe work practices or ignoring site safety.</w:t>
+      </w:r>
+    </w:p>
+    <w:p>
+      <w:pPr>
+        <w:spacing w:after="60"/>
+        <w:ind w:left="227"/>
+      </w:pPr>
+      <w:r>
+        <w:rPr>
+          <w:rFonts w:ascii="Calibri" w:hAnsi="Calibri"/>
+          <w:b/>
+          <w:i w:val="0"/>
+          <w:color w:val="B8932B"/>
+          <w:sz w:val="21"/>
+        </w:rPr>
+        <w:t xml:space="preserve">✖  </w:t>
+      </w:r>
+      <w:r>
+        <w:rPr>
+          <w:rFonts w:ascii="Calibri" w:hAnsi="Calibri"/>
+          <w:b w:val="0"/>
+          <w:i w:val="0"/>
+          <w:color w:val="2B3849"/>
+          <w:sz w:val="20"/>
+        </w:rPr>
+        <w:t>Falsifying photos, invoices, breaks or job records.</w:t>
       </w:r>
     </w:p>
     <w:tbl>
@@ -3522,7 +3574,7 @@
           <w:color w:val="B8932B"/>
           <w:sz w:val="17"/>
         </w:rPr>
-        <w:t>SECTION 04 · PART 2 OF 2</w:t>
+        <w:t>SECTION 04 · PART 2 OF 3</w:t>
       </w:r>
     </w:p>
     <w:p>
@@ -4157,7 +4209,1345 @@
           <w:color w:val="B8932B"/>
           <w:sz w:val="17"/>
         </w:rPr>
-        <w:t>SECTION 05 · BEFORE YOUR FIRST JOB</w:t>
+        <w:t>SECTION 04 · PART 3 OF 3</w:t>
+      </w:r>
+    </w:p>
+    <w:p>
+      <w:pPr>
+        <w:spacing w:after="80" w:before="0"/>
+      </w:pPr>
+      <w:r>
+        <w:rPr>
+          <w:rFonts w:ascii="Calibri Light" w:hAnsi="Calibri Light"/>
+          <w:b/>
+          <w:i w:val="0"/>
+          <w:color w:val="0F172A"/>
+          <w:sz w:val="44"/>
+        </w:rPr>
+        <w:t>Customer payments &amp; approval to proceed</w:t>
+      </w:r>
+    </w:p>
+    <w:p>
+      <w:pPr>
+        <w:spacing w:after="160" w:before="0"/>
+      </w:pPr>
+      <w:r>
+        <w:rPr>
+          <w:rFonts w:ascii="Calibri" w:hAnsi="Calibri"/>
+          <w:b/>
+          <w:i w:val="0"/>
+          <w:color w:val="D4AF37"/>
+          <w:sz w:val="20"/>
+        </w:rPr>
+        <w:t>_____</w:t>
+      </w:r>
+    </w:p>
+    <w:p>
+      <w:pPr>
+        <w:spacing w:after="120"/>
+      </w:pPr>
+      <w:r>
+        <w:rPr>
+          <w:rFonts w:ascii="Calibri" w:hAnsi="Calibri"/>
+          <w:b w:val="0"/>
+          <w:i w:val="0"/>
+          <w:color w:val="0F172A"/>
+          <w:sz w:val="22"/>
+        </w:rPr>
+        <w:t>Vyntra manages all customer billing. Your job is to deliver great work — never to handle money. Here is exactly how customer payments work.</w:t>
+      </w:r>
+    </w:p>
+    <w:tbl>
+      <w:tblPr>
+        <w:tblW w:type="auto" w:w="0"/>
+        <w:jc w:val="center"/>
+        <w:tblLook w:firstColumn="1" w:firstRow="1" w:lastColumn="0" w:lastRow="0" w:noHBand="0" w:noVBand="1" w:val="04A0"/>
+        <w:tblBorders>
+          <w:top w:val="single" w:sz="4" w:color="E2E8F0"/>
+          <w:left w:val="single" w:sz="4" w:color="E2E8F0"/>
+          <w:bottom w:val="single" w:sz="4" w:color="E2E8F0"/>
+          <w:right w:val="single" w:sz="4" w:color="E2E8F0"/>
+          <w:insideH w:val="single" w:sz="4" w:color="E2E8F0"/>
+          <w:insideV w:val="single" w:sz="4" w:color="E2E8F0"/>
+        </w:tblBorders>
+      </w:tblPr>
+      <w:tblGrid>
+        <w:gridCol w:w="4819"/>
+        <w:gridCol w:w="4819"/>
+      </w:tblGrid>
+      <w:tr>
+        <w:tc>
+          <w:tcPr>
+            <w:tcW w:type="dxa" w:w="3628"/>
+            <w:shd w:val="clear" w:fill="0F172A"/>
+            <w:tcMar>
+              <w:top w:w="80" w:type="dxa"/>
+              <w:bottom w:w="80" w:type="dxa"/>
+              <w:start w:w="120" w:type="dxa"/>
+              <w:end w:w="120" w:type="dxa"/>
+            </w:tcMar>
+          </w:tcPr>
+          <w:p>
+            <w:r>
+              <w:rPr>
+                <w:rFonts w:ascii="Calibri" w:hAnsi="Calibri"/>
+                <w:b/>
+                <w:i w:val="0"/>
+                <w:color w:val="FFFFFF"/>
+                <w:sz w:val="18"/>
+              </w:rPr>
+              <w:t>Rule</w:t>
+            </w:r>
+          </w:p>
+        </w:tc>
+        <w:tc>
+          <w:tcPr>
+            <w:tcW w:type="dxa" w:w="6009"/>
+            <w:shd w:val="clear" w:fill="0F172A"/>
+            <w:tcMar>
+              <w:top w:w="80" w:type="dxa"/>
+              <w:bottom w:w="80" w:type="dxa"/>
+              <w:start w:w="120" w:type="dxa"/>
+              <w:end w:w="120" w:type="dxa"/>
+            </w:tcMar>
+          </w:tcPr>
+          <w:p>
+            <w:r>
+              <w:rPr>
+                <w:rFonts w:ascii="Calibri" w:hAnsi="Calibri"/>
+                <w:b/>
+                <w:i w:val="0"/>
+                <w:color w:val="FFFFFF"/>
+                <w:sz w:val="18"/>
+              </w:rPr>
+              <w:t>What it means</w:t>
+            </w:r>
+          </w:p>
+        </w:tc>
+      </w:tr>
+      <w:tr>
+        <w:tc>
+          <w:tcPr>
+            <w:tcW w:type="dxa" w:w="3628"/>
+            <w:tcMar>
+              <w:top w:w="80" w:type="dxa"/>
+              <w:bottom w:w="80" w:type="dxa"/>
+              <w:start w:w="120" w:type="dxa"/>
+              <w:end w:w="120" w:type="dxa"/>
+            </w:tcMar>
+          </w:tcPr>
+          <w:p>
+            <w:r>
+              <w:rPr>
+                <w:rFonts w:ascii="Calibri" w:hAnsi="Calibri"/>
+                <w:b/>
+                <w:i w:val="0"/>
+                <w:color w:val="0F172A"/>
+                <w:sz w:val="19"/>
+              </w:rPr>
+              <w:t>Customers pay before the job</w:t>
+            </w:r>
+          </w:p>
+        </w:tc>
+        <w:tc>
+          <w:tcPr>
+            <w:tcW w:type="dxa" w:w="6009"/>
+            <w:tcMar>
+              <w:top w:w="80" w:type="dxa"/>
+              <w:bottom w:w="80" w:type="dxa"/>
+              <w:start w:w="120" w:type="dxa"/>
+              <w:end w:w="120" w:type="dxa"/>
+            </w:tcMar>
+          </w:tcPr>
+          <w:p>
+            <w:r>
+              <w:rPr>
+                <w:rFonts w:ascii="Calibri" w:hAnsi="Calibri"/>
+                <w:b w:val="0"/>
+                <w:i w:val="0"/>
+                <w:color w:val="2B3849"/>
+                <w:sz w:val="19"/>
+              </w:rPr>
+              <w:t>Customers must complete payment at least one (1) hour before the scheduled start time, unless otherwise approved by Vyntra.</w:t>
+            </w:r>
+          </w:p>
+        </w:tc>
+      </w:tr>
+      <w:tr>
+        <w:tc>
+          <w:tcPr>
+            <w:tcW w:type="dxa" w:w="3628"/>
+            <w:shd w:val="clear" w:fill="F8FAFC"/>
+            <w:tcMar>
+              <w:top w:w="80" w:type="dxa"/>
+              <w:bottom w:w="80" w:type="dxa"/>
+              <w:start w:w="120" w:type="dxa"/>
+              <w:end w:w="120" w:type="dxa"/>
+            </w:tcMar>
+          </w:tcPr>
+          <w:p>
+            <w:r>
+              <w:rPr>
+                <w:rFonts w:ascii="Calibri" w:hAnsi="Calibri"/>
+                <w:b/>
+                <w:i w:val="0"/>
+                <w:color w:val="0F172A"/>
+                <w:sz w:val="19"/>
+              </w:rPr>
+              <w:t>Vyntra collects all payments</w:t>
+            </w:r>
+          </w:p>
+        </w:tc>
+        <w:tc>
+          <w:tcPr>
+            <w:tcW w:type="dxa" w:w="6009"/>
+            <w:shd w:val="clear" w:fill="F8FAFC"/>
+            <w:tcMar>
+              <w:top w:w="80" w:type="dxa"/>
+              <w:bottom w:w="80" w:type="dxa"/>
+              <w:start w:w="120" w:type="dxa"/>
+              <w:end w:w="120" w:type="dxa"/>
+            </w:tcMar>
+          </w:tcPr>
+          <w:p>
+            <w:r>
+              <w:rPr>
+                <w:rFonts w:ascii="Calibri" w:hAnsi="Calibri"/>
+                <w:b w:val="0"/>
+                <w:i w:val="0"/>
+                <w:color w:val="2B3849"/>
+                <w:sz w:val="19"/>
+              </w:rPr>
+              <w:t>Vyntra is responsible for collecting every customer payment.</w:t>
+            </w:r>
+          </w:p>
+        </w:tc>
+      </w:tr>
+      <w:tr>
+        <w:tc>
+          <w:tcPr>
+            <w:tcW w:type="dxa" w:w="3628"/>
+            <w:tcMar>
+              <w:top w:w="80" w:type="dxa"/>
+              <w:bottom w:w="80" w:type="dxa"/>
+              <w:start w:w="120" w:type="dxa"/>
+              <w:end w:w="120" w:type="dxa"/>
+            </w:tcMar>
+          </w:tcPr>
+          <w:p>
+            <w:r>
+              <w:rPr>
+                <w:rFonts w:ascii="Calibri" w:hAnsi="Calibri"/>
+                <w:b/>
+                <w:i w:val="0"/>
+                <w:color w:val="0F172A"/>
+                <w:sz w:val="19"/>
+              </w:rPr>
+              <w:t>Never bill the customer</w:t>
+            </w:r>
+          </w:p>
+        </w:tc>
+        <w:tc>
+          <w:tcPr>
+            <w:tcW w:type="dxa" w:w="6009"/>
+            <w:tcMar>
+              <w:top w:w="80" w:type="dxa"/>
+              <w:bottom w:w="80" w:type="dxa"/>
+              <w:start w:w="120" w:type="dxa"/>
+              <w:end w:w="120" w:type="dxa"/>
+            </w:tcMar>
+          </w:tcPr>
+          <w:p>
+            <w:r>
+              <w:rPr>
+                <w:rFonts w:ascii="Calibri" w:hAnsi="Calibri"/>
+                <w:b w:val="0"/>
+                <w:i w:val="0"/>
+                <w:color w:val="2B3849"/>
+                <w:sz w:val="19"/>
+              </w:rPr>
+              <w:t>You must never request or accept payment directly from a customer.</w:t>
+            </w:r>
+          </w:p>
+        </w:tc>
+      </w:tr>
+      <w:tr>
+        <w:tc>
+          <w:tcPr>
+            <w:tcW w:type="dxa" w:w="3628"/>
+            <w:shd w:val="clear" w:fill="F8FAFC"/>
+            <w:tcMar>
+              <w:top w:w="80" w:type="dxa"/>
+              <w:bottom w:w="80" w:type="dxa"/>
+              <w:start w:w="120" w:type="dxa"/>
+              <w:end w:w="120" w:type="dxa"/>
+            </w:tcMar>
+          </w:tcPr>
+          <w:p>
+            <w:r>
+              <w:rPr>
+                <w:rFonts w:ascii="Calibri" w:hAnsi="Calibri"/>
+                <w:b/>
+                <w:i w:val="0"/>
+                <w:color w:val="0F172A"/>
+                <w:sz w:val="19"/>
+              </w:rPr>
+              <w:t>Approval to proceed</w:t>
+            </w:r>
+          </w:p>
+        </w:tc>
+        <w:tc>
+          <w:tcPr>
+            <w:tcW w:type="dxa" w:w="6009"/>
+            <w:shd w:val="clear" w:fill="F8FAFC"/>
+            <w:tcMar>
+              <w:top w:w="80" w:type="dxa"/>
+              <w:bottom w:w="80" w:type="dxa"/>
+              <w:start w:w="120" w:type="dxa"/>
+              <w:end w:w="120" w:type="dxa"/>
+            </w:tcMar>
+          </w:tcPr>
+          <w:p>
+            <w:r>
+              <w:rPr>
+                <w:rFonts w:ascii="Calibri" w:hAnsi="Calibri"/>
+                <w:b w:val="0"/>
+                <w:i w:val="0"/>
+                <w:color w:val="2B3849"/>
+                <w:sz w:val="19"/>
+              </w:rPr>
+              <w:t>Only begin work once Vyntra has confirmed the job is approved to proceed.</w:t>
+            </w:r>
+          </w:p>
+        </w:tc>
+      </w:tr>
+      <w:tr>
+        <w:tc>
+          <w:tcPr>
+            <w:tcW w:type="dxa" w:w="3628"/>
+            <w:tcMar>
+              <w:top w:w="80" w:type="dxa"/>
+              <w:bottom w:w="80" w:type="dxa"/>
+              <w:start w:w="120" w:type="dxa"/>
+              <w:end w:w="120" w:type="dxa"/>
+            </w:tcMar>
+          </w:tcPr>
+          <w:p>
+            <w:r>
+              <w:rPr>
+                <w:rFonts w:ascii="Calibri" w:hAnsi="Calibri"/>
+                <w:b/>
+                <w:i w:val="0"/>
+                <w:color w:val="0F172A"/>
+                <w:sz w:val="19"/>
+              </w:rPr>
+              <w:t>If payment isn’t confirmed</w:t>
+            </w:r>
+          </w:p>
+        </w:tc>
+        <w:tc>
+          <w:tcPr>
+            <w:tcW w:type="dxa" w:w="6009"/>
+            <w:tcMar>
+              <w:top w:w="80" w:type="dxa"/>
+              <w:bottom w:w="80" w:type="dxa"/>
+              <w:start w:w="120" w:type="dxa"/>
+              <w:end w:w="120" w:type="dxa"/>
+            </w:tcMar>
+          </w:tcPr>
+          <w:p>
+            <w:r>
+              <w:rPr>
+                <w:rFonts w:ascii="Calibri" w:hAnsi="Calibri"/>
+                <w:b w:val="0"/>
+                <w:i w:val="0"/>
+                <w:color w:val="2B3849"/>
+                <w:sz w:val="19"/>
+              </w:rPr>
+              <w:t>If payment hasn’t been received and Vyntra hasn’t authorised the job, contact Vyntra before starting any work.</w:t>
+            </w:r>
+          </w:p>
+        </w:tc>
+      </w:tr>
+    </w:tbl>
+    <w:p>
+      <w:pPr>
+        <w:spacing w:after="40"/>
+      </w:pPr>
+    </w:p>
+    <w:tbl>
+      <w:tblPr>
+        <w:tblW w:type="auto" w:w="0"/>
+        <w:jc w:val="center"/>
+        <w:tblLook w:firstColumn="1" w:firstRow="1" w:lastColumn="0" w:lastRow="0" w:noHBand="0" w:noVBand="1" w:val="04A0"/>
+        <w:tblBorders>
+          <w:top w:val="single" w:sz="4" w:color="FECDCA"/>
+          <w:left w:val="single" w:sz="4" w:color="FECDCA"/>
+          <w:bottom w:val="single" w:sz="4" w:color="FECDCA"/>
+          <w:right w:val="single" w:sz="4" w:color="FECDCA"/>
+          <w:insideH w:val="single" w:sz="4" w:color="FECDCA"/>
+          <w:insideV w:val="single" w:sz="4" w:color="FECDCA"/>
+        </w:tblBorders>
+      </w:tblPr>
+      <w:tblGrid>
+        <w:gridCol w:w="9638"/>
+      </w:tblGrid>
+      <w:tr>
+        <w:tc>
+          <w:tcPr>
+            <w:tcW w:type="dxa" w:w="9638"/>
+            <w:shd w:val="clear" w:fill="FEF3F2"/>
+            <w:tcMar>
+              <w:top w:w="120" w:type="dxa"/>
+              <w:bottom w:w="120" w:type="dxa"/>
+              <w:start w:w="160" w:type="dxa"/>
+              <w:end w:w="160" w:type="dxa"/>
+            </w:tcMar>
+          </w:tcPr>
+          <w:p>
+            <w:pPr>
+              <w:spacing w:after="40"/>
+            </w:pPr>
+            <w:r/>
+            <w:r>
+              <w:rPr>
+                <w:rFonts w:ascii="Calibri" w:hAnsi="Calibri"/>
+                <w:b/>
+                <w:i w:val="0"/>
+                <w:color w:val="0F172A"/>
+                <w:sz w:val="21"/>
+              </w:rPr>
+              <w:t>Do not start work until Vyntra confirms "approved to proceed"</w:t>
+            </w:r>
+          </w:p>
+          <w:p>
+            <w:r>
+              <w:rPr>
+                <w:rFonts w:ascii="Calibri" w:hAnsi="Calibri"/>
+                <w:b w:val="0"/>
+                <w:i w:val="0"/>
+                <w:color w:val="2B3849"/>
+                <w:sz w:val="19"/>
+              </w:rPr>
+              <w:t>If you arrive and you are unsure whether payment is settled, pause and contact your Vyntra coordinator. Starting an unapproved job can leave you unpaid and the customer unbilled.</w:t>
+            </w:r>
+          </w:p>
+        </w:tc>
+      </w:tr>
+    </w:tbl>
+    <w:p>
+      <w:pPr>
+        <w:spacing w:after="40"/>
+      </w:pPr>
+    </w:p>
+    <w:tbl>
+      <w:tblPr>
+        <w:tblW w:type="auto" w:w="0"/>
+        <w:jc w:val="center"/>
+        <w:tblLook w:firstColumn="1" w:firstRow="1" w:lastColumn="0" w:lastRow="0" w:noHBand="0" w:noVBand="1" w:val="04A0"/>
+        <w:tblBorders>
+          <w:top w:val="single" w:sz="4" w:color="ABEFC6"/>
+          <w:left w:val="single" w:sz="4" w:color="ABEFC6"/>
+          <w:bottom w:val="single" w:sz="4" w:color="ABEFC6"/>
+          <w:right w:val="single" w:sz="4" w:color="ABEFC6"/>
+          <w:insideH w:val="single" w:sz="4" w:color="ABEFC6"/>
+          <w:insideV w:val="single" w:sz="4" w:color="ABEFC6"/>
+        </w:tblBorders>
+      </w:tblPr>
+      <w:tblGrid>
+        <w:gridCol w:w="9638"/>
+      </w:tblGrid>
+      <w:tr>
+        <w:tc>
+          <w:tcPr>
+            <w:tcW w:type="dxa" w:w="9638"/>
+            <w:shd w:val="clear" w:fill="ECFDF3"/>
+            <w:tcMar>
+              <w:top w:w="120" w:type="dxa"/>
+              <w:bottom w:w="120" w:type="dxa"/>
+              <w:start w:w="160" w:type="dxa"/>
+              <w:end w:w="160" w:type="dxa"/>
+            </w:tcMar>
+          </w:tcPr>
+          <w:p>
+            <w:pPr>
+              <w:spacing w:after="40"/>
+            </w:pPr>
+            <w:r/>
+            <w:r>
+              <w:rPr>
+                <w:rFonts w:ascii="Calibri" w:hAnsi="Calibri"/>
+                <w:b/>
+                <w:i w:val="0"/>
+                <w:color w:val="0F172A"/>
+                <w:sz w:val="21"/>
+              </w:rPr>
+              <w:t>This protects you</w:t>
+            </w:r>
+          </w:p>
+          <w:p>
+            <w:r>
+              <w:rPr>
+                <w:rFonts w:ascii="Calibri" w:hAnsi="Calibri"/>
+                <w:b w:val="0"/>
+                <w:i w:val="0"/>
+                <w:color w:val="2B3849"/>
+                <w:sz w:val="19"/>
+              </w:rPr>
+              <w:t>Because Vyntra collects payment up front, you are paid on our terms for approved work — you never have to chase a customer.</w:t>
+            </w:r>
+          </w:p>
+        </w:tc>
+      </w:tr>
+    </w:tbl>
+    <w:p>
+      <w:pPr>
+        <w:spacing w:after="40"/>
+      </w:pPr>
+    </w:p>
+    <w:p>
+      <w:r>
+        <w:br w:type="page"/>
+      </w:r>
+    </w:p>
+    <w:p>
+      <w:pPr>
+        <w:spacing w:after="20" w:before="80"/>
+      </w:pPr>
+      <w:r>
+        <w:rPr>
+          <w:rFonts w:ascii="Calibri" w:hAnsi="Calibri"/>
+          <w:b/>
+          <w:i w:val="0"/>
+          <w:color w:val="B8932B"/>
+          <w:sz w:val="17"/>
+        </w:rPr>
+        <w:t>SECTION 05 · LOOKING AFTER YOU</w:t>
+      </w:r>
+    </w:p>
+    <w:p>
+      <w:pPr>
+        <w:spacing w:after="80" w:before="0"/>
+      </w:pPr>
+      <w:r>
+        <w:rPr>
+          <w:rFonts w:ascii="Calibri Light" w:hAnsi="Calibri Light"/>
+          <w:b/>
+          <w:i w:val="0"/>
+          <w:color w:val="0F172A"/>
+          <w:sz w:val="44"/>
+        </w:rPr>
+        <w:t>Break policy</w:t>
+      </w:r>
+    </w:p>
+    <w:p>
+      <w:pPr>
+        <w:spacing w:after="160" w:before="0"/>
+      </w:pPr>
+      <w:r>
+        <w:rPr>
+          <w:rFonts w:ascii="Calibri" w:hAnsi="Calibri"/>
+          <w:b/>
+          <w:i w:val="0"/>
+          <w:color w:val="D4AF37"/>
+          <w:sz w:val="20"/>
+        </w:rPr>
+        <w:t>_____</w:t>
+      </w:r>
+    </w:p>
+    <w:p>
+      <w:pPr>
+        <w:spacing w:after="120"/>
+      </w:pPr>
+      <w:r>
+        <w:rPr>
+          <w:rFonts w:ascii="Calibri" w:hAnsi="Calibri"/>
+          <w:b w:val="0"/>
+          <w:i w:val="0"/>
+          <w:color w:val="0F172A"/>
+          <w:sz w:val="22"/>
+        </w:rPr>
+        <w:t>Rest breaks keep you safe and doing your best work. Here is what you are entitled to and how to record it.</w:t>
+      </w:r>
+    </w:p>
+    <w:p>
+      <w:pPr>
+        <w:spacing w:before="200" w:after="80"/>
+      </w:pPr>
+      <w:r>
+        <w:rPr>
+          <w:rFonts w:ascii="Calibri" w:hAnsi="Calibri"/>
+          <w:b/>
+          <w:i w:val="0"/>
+          <w:color w:val="0F172A"/>
+          <w:sz w:val="26"/>
+        </w:rPr>
+        <w:t>Your entitlement</w:t>
+      </w:r>
+    </w:p>
+    <w:p>
+      <w:pPr>
+        <w:spacing w:after="60"/>
+        <w:ind w:left="227"/>
+      </w:pPr>
+      <w:r>
+        <w:rPr>
+          <w:rFonts w:ascii="Calibri" w:hAnsi="Calibri"/>
+          <w:b/>
+          <w:i w:val="0"/>
+          <w:color w:val="B8932B"/>
+          <w:sz w:val="21"/>
+        </w:rPr>
+        <w:t xml:space="preserve">✔  </w:t>
+      </w:r>
+      <w:r>
+        <w:rPr>
+          <w:rFonts w:ascii="Calibri" w:hAnsi="Calibri"/>
+          <w:b w:val="0"/>
+          <w:i w:val="0"/>
+          <w:color w:val="2B3849"/>
+          <w:sz w:val="20"/>
+        </w:rPr>
+        <w:t>A minimum unpaid 30-minute meal break on longer jobs or shifts.</w:t>
+      </w:r>
+    </w:p>
+    <w:p>
+      <w:pPr>
+        <w:spacing w:after="60"/>
+        <w:ind w:left="227"/>
+      </w:pPr>
+      <w:r>
+        <w:rPr>
+          <w:rFonts w:ascii="Calibri" w:hAnsi="Calibri"/>
+          <w:b/>
+          <w:i w:val="0"/>
+          <w:color w:val="B8932B"/>
+          <w:sz w:val="21"/>
+        </w:rPr>
+        <w:t xml:space="preserve">✔  </w:t>
+      </w:r>
+      <w:r>
+        <w:rPr>
+          <w:rFonts w:ascii="Calibri" w:hAnsi="Calibri"/>
+          <w:b w:val="0"/>
+          <w:i w:val="0"/>
+          <w:color w:val="2B3849"/>
+          <w:sz w:val="20"/>
+        </w:rPr>
+        <w:t>Longer breaks may apply depending on the size, duration and physical demands of the work.</w:t>
+      </w:r>
+    </w:p>
+    <w:p>
+      <w:pPr>
+        <w:spacing w:after="60"/>
+        <w:ind w:left="227"/>
+      </w:pPr>
+      <w:r>
+        <w:rPr>
+          <w:rFonts w:ascii="Calibri" w:hAnsi="Calibri"/>
+          <w:b/>
+          <w:i w:val="0"/>
+          <w:color w:val="B8932B"/>
+          <w:sz w:val="21"/>
+        </w:rPr>
+        <w:t xml:space="preserve">✔  </w:t>
+      </w:r>
+      <w:r>
+        <w:rPr>
+          <w:rFonts w:ascii="Calibri" w:hAnsi="Calibri"/>
+          <w:b w:val="0"/>
+          <w:i w:val="0"/>
+          <w:color w:val="2B3849"/>
+          <w:sz w:val="20"/>
+        </w:rPr>
+        <w:t>Take your break at a sensible point that does not disrupt the customer.</w:t>
+      </w:r>
+    </w:p>
+    <w:p>
+      <w:pPr>
+        <w:spacing w:before="200" w:after="80"/>
+      </w:pPr>
+      <w:r>
+        <w:rPr>
+          <w:rFonts w:ascii="Calibri" w:hAnsi="Calibri"/>
+          <w:b/>
+          <w:i w:val="0"/>
+          <w:color w:val="0F172A"/>
+          <w:sz w:val="26"/>
+        </w:rPr>
+        <w:t>Recording your break</w:t>
+      </w:r>
+    </w:p>
+    <w:p>
+      <w:pPr>
+        <w:spacing w:after="60"/>
+        <w:ind w:left="227"/>
+      </w:pPr>
+      <w:r>
+        <w:rPr>
+          <w:rFonts w:ascii="Calibri" w:hAnsi="Calibri"/>
+          <w:b/>
+          <w:i w:val="0"/>
+          <w:color w:val="B8932B"/>
+          <w:sz w:val="21"/>
+        </w:rPr>
+        <w:t xml:space="preserve">✔  </w:t>
+      </w:r>
+      <w:r>
+        <w:rPr>
+          <w:rFonts w:ascii="Calibri" w:hAnsi="Calibri"/>
+          <w:b w:val="0"/>
+          <w:i w:val="0"/>
+          <w:color w:val="2B3849"/>
+          <w:sz w:val="20"/>
+        </w:rPr>
+        <w:t>Record every break through the Vyntra Subcontractor Portal.</w:t>
+      </w:r>
+    </w:p>
+    <w:p>
+      <w:pPr>
+        <w:spacing w:after="60"/>
+        <w:ind w:left="227"/>
+      </w:pPr>
+      <w:r>
+        <w:rPr>
+          <w:rFonts w:ascii="Calibri" w:hAnsi="Calibri"/>
+          <w:b/>
+          <w:i w:val="0"/>
+          <w:color w:val="B8932B"/>
+          <w:sz w:val="21"/>
+        </w:rPr>
+        <w:t xml:space="preserve">✔  </w:t>
+      </w:r>
+      <w:r>
+        <w:rPr>
+          <w:rFonts w:ascii="Calibri" w:hAnsi="Calibri"/>
+          <w:b w:val="0"/>
+          <w:i w:val="0"/>
+          <w:color w:val="2B3849"/>
+          <w:sz w:val="20"/>
+        </w:rPr>
+        <w:t>Clock out when you start your break.</w:t>
+      </w:r>
+    </w:p>
+    <w:p>
+      <w:pPr>
+        <w:spacing w:after="60"/>
+        <w:ind w:left="227"/>
+      </w:pPr>
+      <w:r>
+        <w:rPr>
+          <w:rFonts w:ascii="Calibri" w:hAnsi="Calibri"/>
+          <w:b/>
+          <w:i w:val="0"/>
+          <w:color w:val="B8932B"/>
+          <w:sz w:val="21"/>
+        </w:rPr>
+        <w:t xml:space="preserve">✔  </w:t>
+      </w:r>
+      <w:r>
+        <w:rPr>
+          <w:rFonts w:ascii="Calibri" w:hAnsi="Calibri"/>
+          <w:b w:val="0"/>
+          <w:i w:val="0"/>
+          <w:color w:val="2B3849"/>
+          <w:sz w:val="20"/>
+        </w:rPr>
+        <w:t>Clock back in when you return to work.</w:t>
+      </w:r>
+    </w:p>
+    <w:tbl>
+      <w:tblPr>
+        <w:tblW w:type="auto" w:w="0"/>
+        <w:jc w:val="center"/>
+        <w:tblLook w:firstColumn="1" w:firstRow="1" w:lastColumn="0" w:lastRow="0" w:noHBand="0" w:noVBand="1" w:val="04A0"/>
+        <w:tblBorders>
+          <w:top w:val="single" w:sz="4" w:color="EAD9A6"/>
+          <w:left w:val="single" w:sz="4" w:color="EAD9A6"/>
+          <w:bottom w:val="single" w:sz="4" w:color="EAD9A6"/>
+          <w:right w:val="single" w:sz="4" w:color="EAD9A6"/>
+          <w:insideH w:val="single" w:sz="4" w:color="EAD9A6"/>
+          <w:insideV w:val="single" w:sz="4" w:color="EAD9A6"/>
+        </w:tblBorders>
+      </w:tblPr>
+      <w:tblGrid>
+        <w:gridCol w:w="9638"/>
+      </w:tblGrid>
+      <w:tr>
+        <w:tc>
+          <w:tcPr>
+            <w:tcW w:type="dxa" w:w="9638"/>
+            <w:shd w:val="clear" w:fill="FBF7E8"/>
+            <w:tcMar>
+              <w:top w:w="120" w:type="dxa"/>
+              <w:bottom w:w="120" w:type="dxa"/>
+              <w:start w:w="160" w:type="dxa"/>
+              <w:end w:w="160" w:type="dxa"/>
+            </w:tcMar>
+          </w:tcPr>
+          <w:p>
+            <w:pPr>
+              <w:spacing w:after="40"/>
+            </w:pPr>
+            <w:r/>
+            <w:r>
+              <w:rPr>
+                <w:rFonts w:ascii="Calibri" w:hAnsi="Calibri"/>
+                <w:b/>
+                <w:i w:val="0"/>
+                <w:color w:val="0F172A"/>
+                <w:sz w:val="21"/>
+              </w:rPr>
+              <w:t>Accurate records matter</w:t>
+            </w:r>
+          </w:p>
+          <w:p>
+            <w:r>
+              <w:rPr>
+                <w:rFonts w:ascii="Calibri" w:hAnsi="Calibri"/>
+                <w:b w:val="0"/>
+                <w:i w:val="0"/>
+                <w:color w:val="2B3849"/>
+                <w:sz w:val="19"/>
+              </w:rPr>
+              <w:t>Clocking breaks correctly keeps your timesheet and pay accurate. Breaks that are not recorded properly may create timesheet discrepancies, which will be investigated.</w:t>
+            </w:r>
+          </w:p>
+        </w:tc>
+      </w:tr>
+    </w:tbl>
+    <w:p>
+      <w:pPr>
+        <w:spacing w:after="40"/>
+      </w:pPr>
+    </w:p>
+    <w:p>
+      <w:r>
+        <w:br w:type="page"/>
+      </w:r>
+    </w:p>
+    <w:p>
+      <w:pPr>
+        <w:spacing w:after="20" w:before="80"/>
+      </w:pPr>
+      <w:r>
+        <w:rPr>
+          <w:rFonts w:ascii="Calibri" w:hAnsi="Calibri"/>
+          <w:b/>
+          <w:i w:val="0"/>
+          <w:color w:val="B8932B"/>
+          <w:sz w:val="17"/>
+        </w:rPr>
+        <w:t>SECTION 06 · YOUR DIGITAL WORKSPACE</w:t>
+      </w:r>
+    </w:p>
+    <w:p>
+      <w:pPr>
+        <w:spacing w:after="80" w:before="0"/>
+      </w:pPr>
+      <w:r>
+        <w:rPr>
+          <w:rFonts w:ascii="Calibri Light" w:hAnsi="Calibri Light"/>
+          <w:b/>
+          <w:i w:val="0"/>
+          <w:color w:val="0F172A"/>
+          <w:sz w:val="44"/>
+        </w:rPr>
+        <w:t>The Vyntra Subcontractor Portal</w:t>
+      </w:r>
+    </w:p>
+    <w:p>
+      <w:pPr>
+        <w:spacing w:after="160" w:before="0"/>
+      </w:pPr>
+      <w:r>
+        <w:rPr>
+          <w:rFonts w:ascii="Calibri" w:hAnsi="Calibri"/>
+          <w:b/>
+          <w:i w:val="0"/>
+          <w:color w:val="D4AF37"/>
+          <w:sz w:val="20"/>
+        </w:rPr>
+        <w:t>_____</w:t>
+      </w:r>
+    </w:p>
+    <w:p>
+      <w:pPr>
+        <w:spacing w:after="120"/>
+      </w:pPr>
+      <w:r>
+        <w:rPr>
+          <w:rFonts w:ascii="Calibri" w:hAnsi="Calibri"/>
+          <w:b w:val="0"/>
+          <w:i w:val="0"/>
+          <w:color w:val="0F172A"/>
+          <w:sz w:val="22"/>
+        </w:rPr>
+        <w:t>Once you are approved and your documents are verified, you will receive secure login credentials to your own portal within Vyntra OS — your hub for every job.</w:t>
+      </w:r>
+    </w:p>
+    <w:p>
+      <w:pPr>
+        <w:spacing w:before="200" w:after="80"/>
+      </w:pPr>
+      <w:r>
+        <w:rPr>
+          <w:rFonts w:ascii="Calibri" w:hAnsi="Calibri"/>
+          <w:b/>
+          <w:i w:val="0"/>
+          <w:color w:val="0F172A"/>
+          <w:sz w:val="26"/>
+        </w:rPr>
+        <w:t>What you can do in the portal</w:t>
+      </w:r>
+    </w:p>
+    <w:p>
+      <w:pPr>
+        <w:spacing w:after="60"/>
+        <w:ind w:left="227"/>
+      </w:pPr>
+      <w:r>
+        <w:rPr>
+          <w:rFonts w:ascii="Calibri" w:hAnsi="Calibri"/>
+          <w:b/>
+          <w:i w:val="0"/>
+          <w:color w:val="B8932B"/>
+          <w:sz w:val="21"/>
+        </w:rPr>
+        <w:t xml:space="preserve">✔  </w:t>
+      </w:r>
+      <w:r>
+        <w:rPr>
+          <w:rFonts w:ascii="Calibri" w:hAnsi="Calibri"/>
+          <w:b w:val="0"/>
+          <w:i w:val="0"/>
+          <w:color w:val="2B3849"/>
+          <w:sz w:val="20"/>
+        </w:rPr>
+        <w:t>View upcoming jobs and completed job history.</w:t>
+      </w:r>
+    </w:p>
+    <w:p>
+      <w:pPr>
+        <w:spacing w:after="60"/>
+        <w:ind w:left="227"/>
+      </w:pPr>
+      <w:r>
+        <w:rPr>
+          <w:rFonts w:ascii="Calibri" w:hAnsi="Calibri"/>
+          <w:b/>
+          <w:i w:val="0"/>
+          <w:color w:val="B8932B"/>
+          <w:sz w:val="21"/>
+        </w:rPr>
+        <w:t xml:space="preserve">✔  </w:t>
+      </w:r>
+      <w:r>
+        <w:rPr>
+          <w:rFonts w:ascii="Calibri" w:hAnsi="Calibri"/>
+          <w:b w:val="0"/>
+          <w:i w:val="0"/>
+          <w:color w:val="2B3849"/>
+          <w:sz w:val="20"/>
+        </w:rPr>
+        <w:t>View customer and property details for your allocated jobs.</w:t>
+      </w:r>
+    </w:p>
+    <w:p>
+      <w:pPr>
+        <w:spacing w:after="60"/>
+        <w:ind w:left="227"/>
+      </w:pPr>
+      <w:r>
+        <w:rPr>
+          <w:rFonts w:ascii="Calibri" w:hAnsi="Calibri"/>
+          <w:b/>
+          <w:i w:val="0"/>
+          <w:color w:val="B8932B"/>
+          <w:sz w:val="21"/>
+        </w:rPr>
+        <w:t xml:space="preserve">✔  </w:t>
+      </w:r>
+      <w:r>
+        <w:rPr>
+          <w:rFonts w:ascii="Calibri" w:hAnsi="Calibri"/>
+          <w:b w:val="0"/>
+          <w:i w:val="0"/>
+          <w:color w:val="2B3849"/>
+          <w:sz w:val="20"/>
+        </w:rPr>
+        <w:t>Review notes and photos from previous visits to returning clients.</w:t>
+      </w:r>
+    </w:p>
+    <w:p>
+      <w:pPr>
+        <w:spacing w:after="60"/>
+        <w:ind w:left="227"/>
+      </w:pPr>
+      <w:r>
+        <w:rPr>
+          <w:rFonts w:ascii="Calibri" w:hAnsi="Calibri"/>
+          <w:b/>
+          <w:i w:val="0"/>
+          <w:color w:val="B8932B"/>
+          <w:sz w:val="21"/>
+        </w:rPr>
+        <w:t xml:space="preserve">✔  </w:t>
+      </w:r>
+      <w:r>
+        <w:rPr>
+          <w:rFonts w:ascii="Calibri" w:hAnsi="Calibri"/>
+          <w:b w:val="0"/>
+          <w:i w:val="0"/>
+          <w:color w:val="2B3849"/>
+          <w:sz w:val="20"/>
+        </w:rPr>
+        <w:t>Upload before &amp; after photos.</w:t>
+      </w:r>
+    </w:p>
+    <w:p>
+      <w:pPr>
+        <w:spacing w:after="60"/>
+        <w:ind w:left="227"/>
+      </w:pPr>
+      <w:r>
+        <w:rPr>
+          <w:rFonts w:ascii="Calibri" w:hAnsi="Calibri"/>
+          <w:b/>
+          <w:i w:val="0"/>
+          <w:color w:val="B8932B"/>
+          <w:sz w:val="21"/>
+        </w:rPr>
+        <w:t xml:space="preserve">✔  </w:t>
+      </w:r>
+      <w:r>
+        <w:rPr>
+          <w:rFonts w:ascii="Calibri" w:hAnsi="Calibri"/>
+          <w:b w:val="0"/>
+          <w:i w:val="0"/>
+          <w:color w:val="2B3849"/>
+          <w:sz w:val="20"/>
+        </w:rPr>
+        <w:t>Add job notes and completion reports.</w:t>
+      </w:r>
+    </w:p>
+    <w:p>
+      <w:pPr>
+        <w:spacing w:after="60"/>
+        <w:ind w:left="227"/>
+      </w:pPr>
+      <w:r>
+        <w:rPr>
+          <w:rFonts w:ascii="Calibri" w:hAnsi="Calibri"/>
+          <w:b/>
+          <w:i w:val="0"/>
+          <w:color w:val="B8932B"/>
+          <w:sz w:val="21"/>
+        </w:rPr>
+        <w:t xml:space="preserve">✔  </w:t>
+      </w:r>
+      <w:r>
+        <w:rPr>
+          <w:rFonts w:ascii="Calibri" w:hAnsi="Calibri"/>
+          <w:b w:val="0"/>
+          <w:i w:val="0"/>
+          <w:color w:val="2B3849"/>
+          <w:sz w:val="20"/>
+        </w:rPr>
+        <w:t>Start and stop work timers.</w:t>
+      </w:r>
+    </w:p>
+    <w:p>
+      <w:pPr>
+        <w:spacing w:after="60"/>
+        <w:ind w:left="227"/>
+      </w:pPr>
+      <w:r>
+        <w:rPr>
+          <w:rFonts w:ascii="Calibri" w:hAnsi="Calibri"/>
+          <w:b/>
+          <w:i w:val="0"/>
+          <w:color w:val="B8932B"/>
+          <w:sz w:val="21"/>
+        </w:rPr>
+        <w:t xml:space="preserve">✔  </w:t>
+      </w:r>
+      <w:r>
+        <w:rPr>
+          <w:rFonts w:ascii="Calibri" w:hAnsi="Calibri"/>
+          <w:b w:val="0"/>
+          <w:i w:val="0"/>
+          <w:color w:val="2B3849"/>
+          <w:sz w:val="20"/>
+        </w:rPr>
+        <w:t>Clock in and out for unpaid meal breaks.</w:t>
+      </w:r>
+    </w:p>
+    <w:p>
+      <w:pPr>
+        <w:spacing w:after="60"/>
+        <w:ind w:left="227"/>
+      </w:pPr>
+      <w:r>
+        <w:rPr>
+          <w:rFonts w:ascii="Calibri" w:hAnsi="Calibri"/>
+          <w:b/>
+          <w:i w:val="0"/>
+          <w:color w:val="B8932B"/>
+          <w:sz w:val="21"/>
+        </w:rPr>
+        <w:t xml:space="preserve">✔  </w:t>
+      </w:r>
+      <w:r>
+        <w:rPr>
+          <w:rFonts w:ascii="Calibri" w:hAnsi="Calibri"/>
+          <w:b w:val="0"/>
+          <w:i w:val="0"/>
+          <w:color w:val="2B3849"/>
+          <w:sz w:val="20"/>
+        </w:rPr>
+        <w:t>Record your total working time.</w:t>
+      </w:r>
+    </w:p>
+    <w:p>
+      <w:pPr>
+        <w:spacing w:after="60"/>
+        <w:ind w:left="227"/>
+      </w:pPr>
+      <w:r>
+        <w:rPr>
+          <w:rFonts w:ascii="Calibri" w:hAnsi="Calibri"/>
+          <w:b/>
+          <w:i w:val="0"/>
+          <w:color w:val="B8932B"/>
+          <w:sz w:val="21"/>
+        </w:rPr>
+        <w:t xml:space="preserve">✔  </w:t>
+      </w:r>
+      <w:r>
+        <w:rPr>
+          <w:rFonts w:ascii="Calibri" w:hAnsi="Calibri"/>
+          <w:b w:val="0"/>
+          <w:i w:val="0"/>
+          <w:color w:val="2B3849"/>
+          <w:sz w:val="20"/>
+        </w:rPr>
+        <w:t>Submit invoices (where applicable).</w:t>
+      </w:r>
+    </w:p>
+    <w:p>
+      <w:pPr>
+        <w:spacing w:after="60"/>
+        <w:ind w:left="227"/>
+      </w:pPr>
+      <w:r>
+        <w:rPr>
+          <w:rFonts w:ascii="Calibri" w:hAnsi="Calibri"/>
+          <w:b/>
+          <w:i w:val="0"/>
+          <w:color w:val="B8932B"/>
+          <w:sz w:val="21"/>
+        </w:rPr>
+        <w:t xml:space="preserve">✔  </w:t>
+      </w:r>
+      <w:r>
+        <w:rPr>
+          <w:rFonts w:ascii="Calibri" w:hAnsi="Calibri"/>
+          <w:b w:val="0"/>
+          <w:i w:val="0"/>
+          <w:color w:val="2B3849"/>
+          <w:sz w:val="20"/>
+        </w:rPr>
+        <w:t>View payment history and payment status.</w:t>
+      </w:r>
+    </w:p>
+    <w:p>
+      <w:pPr>
+        <w:spacing w:after="60"/>
+        <w:ind w:left="227"/>
+      </w:pPr>
+      <w:r>
+        <w:rPr>
+          <w:rFonts w:ascii="Calibri" w:hAnsi="Calibri"/>
+          <w:b/>
+          <w:i w:val="0"/>
+          <w:color w:val="B8932B"/>
+          <w:sz w:val="21"/>
+        </w:rPr>
+        <w:t xml:space="preserve">✔  </w:t>
+      </w:r>
+      <w:r>
+        <w:rPr>
+          <w:rFonts w:ascii="Calibri" w:hAnsi="Calibri"/>
+          <w:b w:val="0"/>
+          <w:i w:val="0"/>
+          <w:color w:val="2B3849"/>
+          <w:sz w:val="20"/>
+        </w:rPr>
+        <w:t>Update your availability.</w:t>
+      </w:r>
+    </w:p>
+    <w:p>
+      <w:pPr>
+        <w:spacing w:after="60"/>
+        <w:ind w:left="227"/>
+      </w:pPr>
+      <w:r>
+        <w:rPr>
+          <w:rFonts w:ascii="Calibri" w:hAnsi="Calibri"/>
+          <w:b/>
+          <w:i w:val="0"/>
+          <w:color w:val="B8932B"/>
+          <w:sz w:val="21"/>
+        </w:rPr>
+        <w:t xml:space="preserve">✔  </w:t>
+      </w:r>
+      <w:r>
+        <w:rPr>
+          <w:rFonts w:ascii="Calibri" w:hAnsi="Calibri"/>
+          <w:b w:val="0"/>
+          <w:i w:val="0"/>
+          <w:color w:val="2B3849"/>
+          <w:sz w:val="20"/>
+        </w:rPr>
+        <w:t>Submit leave requests and unavailability notices.</w:t>
+      </w:r>
+    </w:p>
+    <w:p>
+      <w:pPr>
+        <w:spacing w:after="60"/>
+        <w:ind w:left="227"/>
+      </w:pPr>
+      <w:r>
+        <w:rPr>
+          <w:rFonts w:ascii="Calibri" w:hAnsi="Calibri"/>
+          <w:b/>
+          <w:i w:val="0"/>
+          <w:color w:val="B8932B"/>
+          <w:sz w:val="21"/>
+        </w:rPr>
+        <w:t xml:space="preserve">✔  </w:t>
+      </w:r>
+      <w:r>
+        <w:rPr>
+          <w:rFonts w:ascii="Calibri" w:hAnsi="Calibri"/>
+          <w:b w:val="0"/>
+          <w:i w:val="0"/>
+          <w:color w:val="2B3849"/>
+          <w:sz w:val="20"/>
+        </w:rPr>
+        <w:t>Upload renewed insurance certificates and licences.</w:t>
+      </w:r>
+    </w:p>
+    <w:p>
+      <w:pPr>
+        <w:spacing w:after="60"/>
+        <w:ind w:left="227"/>
+      </w:pPr>
+      <w:r>
+        <w:rPr>
+          <w:rFonts w:ascii="Calibri" w:hAnsi="Calibri"/>
+          <w:b/>
+          <w:i w:val="0"/>
+          <w:color w:val="B8932B"/>
+          <w:sz w:val="21"/>
+        </w:rPr>
+        <w:t xml:space="preserve">✔  </w:t>
+      </w:r>
+      <w:r>
+        <w:rPr>
+          <w:rFonts w:ascii="Calibri" w:hAnsi="Calibri"/>
+          <w:b w:val="0"/>
+          <w:i w:val="0"/>
+          <w:color w:val="2B3849"/>
+          <w:sz w:val="20"/>
+        </w:rPr>
+        <w:t>Receive company announcements and important updates.</w:t>
+      </w:r>
+    </w:p>
+    <w:tbl>
+      <w:tblPr>
+        <w:tblW w:type="auto" w:w="0"/>
+        <w:jc w:val="center"/>
+        <w:tblLook w:firstColumn="1" w:firstRow="1" w:lastColumn="0" w:lastRow="0" w:noHBand="0" w:noVBand="1" w:val="04A0"/>
+        <w:tblBorders>
+          <w:top w:val="single" w:sz="4" w:color="334155"/>
+          <w:left w:val="single" w:sz="4" w:color="334155"/>
+          <w:bottom w:val="single" w:sz="4" w:color="334155"/>
+          <w:right w:val="single" w:sz="4" w:color="334155"/>
+          <w:insideH w:val="single" w:sz="4" w:color="334155"/>
+          <w:insideV w:val="single" w:sz="4" w:color="334155"/>
+        </w:tblBorders>
+      </w:tblPr>
+      <w:tblGrid>
+        <w:gridCol w:w="9638"/>
+      </w:tblGrid>
+      <w:tr>
+        <w:tc>
+          <w:tcPr>
+            <w:tcW w:type="dxa" w:w="9638"/>
+            <w:shd w:val="clear" w:fill="0F172A"/>
+            <w:tcMar>
+              <w:top w:w="120" w:type="dxa"/>
+              <w:bottom w:w="120" w:type="dxa"/>
+              <w:start w:w="160" w:type="dxa"/>
+              <w:end w:w="160" w:type="dxa"/>
+            </w:tcMar>
+          </w:tcPr>
+          <w:p>
+            <w:pPr>
+              <w:spacing w:after="40"/>
+            </w:pPr>
+            <w:r/>
+            <w:r>
+              <w:rPr>
+                <w:rFonts w:ascii="Calibri" w:hAnsi="Calibri"/>
+                <w:b/>
+                <w:i w:val="0"/>
+                <w:color w:val="D4AF37"/>
+                <w:sz w:val="21"/>
+              </w:rPr>
+              <w:t>Everything is recorded — for your protection too</w:t>
+            </w:r>
+          </w:p>
+          <w:p>
+            <w:r>
+              <w:rPr>
+                <w:rFonts w:ascii="Calibri" w:hAnsi="Calibri"/>
+                <w:b w:val="0"/>
+                <w:i w:val="0"/>
+                <w:color w:val="CBD5E1"/>
+                <w:sz w:val="19"/>
+              </w:rPr>
+              <w:t>All activity in the portal is timestamped and logged. Clock-ins, clock-outs, break times, photo uploads and job updates are recorded for quality assurance, payroll accuracy and customer service. This gives both you and Vyntra a complete, fair digital record of every job.</w:t>
+            </w:r>
+          </w:p>
+        </w:tc>
+      </w:tr>
+    </w:tbl>
+    <w:p>
+      <w:pPr>
+        <w:spacing w:after="40"/>
+      </w:pPr>
+    </w:p>
+    <w:p>
+      <w:r>
+        <w:br w:type="page"/>
+      </w:r>
+    </w:p>
+    <w:p>
+      <w:pPr>
+        <w:spacing w:after="20" w:before="80"/>
+      </w:pPr>
+      <w:r>
+        <w:rPr>
+          <w:rFonts w:ascii="Calibri" w:hAnsi="Calibri"/>
+          <w:b/>
+          <w:i w:val="0"/>
+          <w:color w:val="B8932B"/>
+          <w:sz w:val="17"/>
+        </w:rPr>
+        <w:t>SECTION 07 · BEFORE YOUR FIRST JOB</w:t>
       </w:r>
     </w:p>
     <w:p>
@@ -5033,7 +6423,7 @@
           <w:color w:val="B8932B"/>
           <w:sz w:val="17"/>
         </w:rPr>
-        <w:t>SECTION 06 · INDEPENDENT CONTRACTOR AGREEMENT</w:t>
+        <w:t>SECTION 08 · INDEPENDENT CONTRACTOR AGREEMENT</w:t>
       </w:r>
     </w:p>
     <w:p>
@@ -5428,7 +6818,7 @@
           <w:color w:val="2B3849"/>
           <w:sz w:val="19"/>
         </w:rPr>
-        <w:t>Vyntra will schedule property maintenance and cleaning jobs to you within your nominated availability from time to time. Each job will specify the work, location, timing and rate. You agree to perform allocated work with due care, skill and to the standards set out in this pack and any reasonable directions from Vyntra.</w:t>
+        <w:t>Vyntra will schedule property maintenance and cleaning jobs to you within your nominated availability from time to time. Each job will specify the work, location, timing and rate. You agree to perform allocated work with due care, skill and to the standards set out in this pack and any reasonable directions from Vyntra. Vyntra collects all customer payments; you must not request or accept payment directly from a customer, and must only begin work once Vyntra has confirmed the job is approved to proceed.</w:t>
       </w:r>
     </w:p>
     <w:p>
@@ -5688,7 +7078,7 @@
           <w:color w:val="B8932B"/>
           <w:sz w:val="17"/>
         </w:rPr>
-        <w:t>SECTION 06 · INDEPENDENT CONTRACTOR AGREEMENT (CONTINUED)</w:t>
+        <w:t>SECTION 08 · INDEPENDENT CONTRACTOR AGREEMENT (CONTINUED)</w:t>
       </w:r>
     </w:p>
     <w:p>
@@ -6123,7 +7513,7 @@
           <w:color w:val="B8932B"/>
           <w:sz w:val="17"/>
         </w:rPr>
-        <w:t>SECTION 07 · QUICK ANSWERS</w:t>
+        <w:t>SECTION 09 · QUICK ANSWERS</w:t>
       </w:r>
     </w:p>
     <w:p>
@@ -6400,6 +7790,88 @@
           <w:sz w:val="19"/>
         </w:rPr>
         <w:t>Stop, make the area safe, and report it to Vyntra immediately with photos. Do not attempt to hide or quietly fix damage.</w:t>
+      </w:r>
+    </w:p>
+    <w:p>
+      <w:pPr>
+        <w:spacing w:before="140" w:after="20"/>
+      </w:pPr>
+      <w:r>
+        <w:rPr>
+          <w:rFonts w:ascii="Calibri" w:hAnsi="Calibri"/>
+          <w:b/>
+          <w:i w:val="0"/>
+          <w:color w:val="B8932B"/>
+          <w:sz w:val="21"/>
+        </w:rPr>
+        <w:t xml:space="preserve">Q.  </w:t>
+      </w:r>
+      <w:r>
+        <w:rPr>
+          <w:rFonts w:ascii="Calibri" w:hAnsi="Calibri"/>
+          <w:b/>
+          <w:i w:val="0"/>
+          <w:color w:val="0F172A"/>
+          <w:sz w:val="21"/>
+        </w:rPr>
+        <w:t>Do I collect payment from customers?</w:t>
+      </w:r>
+    </w:p>
+    <w:p>
+      <w:pPr>
+        <w:spacing w:after="60"/>
+        <w:ind w:left="312"/>
+      </w:pPr>
+      <w:r>
+        <w:rPr>
+          <w:rFonts w:ascii="Calibri" w:hAnsi="Calibri"/>
+          <w:b w:val="0"/>
+          <w:i w:val="0"/>
+          <w:color w:val="2B3849"/>
+          <w:sz w:val="19"/>
+        </w:rPr>
+        <w:t>No — never. Vyntra collects all customer payments. Customers pay us at least an hour before the job, and you only start once we confirm it is approved to proceed.</w:t>
+      </w:r>
+    </w:p>
+    <w:p>
+      <w:pPr>
+        <w:spacing w:before="140" w:after="20"/>
+      </w:pPr>
+      <w:r>
+        <w:rPr>
+          <w:rFonts w:ascii="Calibri" w:hAnsi="Calibri"/>
+          <w:b/>
+          <w:i w:val="0"/>
+          <w:color w:val="B8932B"/>
+          <w:sz w:val="21"/>
+        </w:rPr>
+        <w:t xml:space="preserve">Q.  </w:t>
+      </w:r>
+      <w:r>
+        <w:rPr>
+          <w:rFonts w:ascii="Calibri" w:hAnsi="Calibri"/>
+          <w:b/>
+          <w:i w:val="0"/>
+          <w:color w:val="0F172A"/>
+          <w:sz w:val="21"/>
+        </w:rPr>
+        <w:t>Where do I log my time and breaks?</w:t>
+      </w:r>
+    </w:p>
+    <w:p>
+      <w:pPr>
+        <w:spacing w:after="60"/>
+        <w:ind w:left="312"/>
+      </w:pPr>
+      <w:r>
+        <w:rPr>
+          <w:rFonts w:ascii="Calibri" w:hAnsi="Calibri"/>
+          <w:b w:val="0"/>
+          <w:i w:val="0"/>
+          <w:color w:val="2B3849"/>
+          <w:sz w:val="19"/>
+        </w:rPr>
+        <w:t>In the Vyntra Subcontractor Portal. Clock in and out, record your unpaid meal break, upload before &amp; after photos and add job notes — it is all timestamped.</w:t>
       </w:r>
     </w:p>
     <w:tbl>
@@ -6484,7 +7956,7 @@
           <w:color w:val="B8932B"/>
           <w:sz w:val="17"/>
         </w:rPr>
-        <w:t>SECTION 08 · READ · AGREE · SIGN</w:t>
+        <w:t>SECTION 10 · READ · AGREE · SIGN</w:t>
       </w:r>
     </w:p>
     <w:p>
@@ -7088,7 +8560,7 @@
           <w:color w:val="B8932B"/>
           <w:sz w:val="17"/>
         </w:rPr>
-        <w:t>SECTION 09 · AFTER YOU SIGN</w:t>
+        <w:t>SECTION 11 · AFTER YOU SIGN</w:t>
       </w:r>
     </w:p>
     <w:p>
@@ -7273,7 +8745,7 @@
           <w:color w:val="475569"/>
           <w:sz w:val="19"/>
         </w:rPr>
-        <w:t>We set up your subcontractor profile and add you to our active network.</w:t>
+        <w:t>We set up your profile, issue your secure Vyntra Subcontractor Portal login, and add you to our active network.</w:t>
       </w:r>
     </w:p>
     <w:p>
